--- a/Skill_week3.docx
+++ b/Skill_week3.docx
@@ -1,6 +1,6 @@
 
 <file path=word/document.xml><?xml version="1.0" encoding="utf-8"?>
-<w:document xmlns:mc="http://schemas.openxmlformats.org/markup-compatibility/2006" xmlns:ve="http://schemas.openxmlformats.org/markup-compatibility/2006" xmlns:o="urn:schemas-microsoft-com:office:office" xmlns:r="http://schemas.openxmlformats.org/officeDocument/2006/relationships" xmlns:m="http://schemas.openxmlformats.org/officeDocument/2006/math" xmlns:v="urn:schemas-microsoft-com:vml" xmlns:wp="http://schemas.openxmlformats.org/drawingml/2006/wordprocessingDrawing" xmlns:w10="urn:schemas-microsoft-com:office:word" xmlns:w="http://schemas.openxmlformats.org/wordprocessingml/2006/main" xmlns:wne="http://schemas.microsoft.com/office/word/2006/wordml" xmlns:a="http://schemas.openxmlformats.org/drawingml/2006/main" xmlns:pic="http://schemas.openxmlformats.org/drawingml/2006/picture" xmlns:wpg="http://schemas.microsoft.com/office/word/2010/wordprocessingGroup" xmlns:wps="http://schemas.microsoft.com/office/word/2010/wordprocessingShape" xmlns:w14="http://schemas.microsoft.com/office/word/2010/wordml" mc:Ignorable="w14" xml:space="preserve">
+<w:document xmlns:wpc="http://schemas.microsoft.com/office/word/2010/wordprocessingCanvas" xmlns:cx="http://schemas.microsoft.com/office/drawing/2014/chartex" xmlns:cx1="http://schemas.microsoft.com/office/drawing/2015/9/8/chartex" xmlns:cx2="http://schemas.microsoft.com/office/drawing/2015/10/21/chartex" xmlns:cx3="http://schemas.microsoft.com/office/drawing/2016/5/9/chartex" xmlns:cx4="http://schemas.microsoft.com/office/drawing/2016/5/10/chartex" xmlns:cx5="http://schemas.microsoft.com/office/drawing/2016/5/11/chartex" xmlns:cx6="http://schemas.microsoft.com/office/drawing/2016/5/12/chartex" xmlns:cx7="http://schemas.microsoft.com/office/drawing/2016/5/13/chartex" xmlns:cx8="http://schemas.microsoft.com/office/drawing/2016/5/14/chartex" xmlns:mc="http://schemas.openxmlformats.org/markup-compatibility/2006" xmlns:aink="http://schemas.microsoft.com/office/drawing/2016/ink" xmlns:am3d="http://schemas.microsoft.com/office/drawing/2017/model3d" xmlns:o="urn:schemas-microsoft-com:office:office" xmlns:oel="http://schemas.microsoft.com/office/2019/extlst" xmlns:r="http://schemas.openxmlformats.org/officeDocument/2006/relationships" xmlns:m="http://schemas.openxmlformats.org/officeDocument/2006/math" xmlns:v="urn:schemas-microsoft-com:vml" xmlns:wp14="http://schemas.microsoft.com/office/word/2010/wordprocessingDrawing" xmlns:wp="http://schemas.openxmlformats.org/drawingml/2006/wordprocessingDrawing" xmlns:w10="urn:schemas-microsoft-com:office:word" xmlns:w="http://schemas.openxmlformats.org/wordprocessingml/2006/main" xmlns:w14="http://schemas.microsoft.com/office/word/2010/wordml" xmlns:w15="http://schemas.microsoft.com/office/word/2012/wordml" xmlns:w16cex="http://schemas.microsoft.com/office/word/2018/wordml/cex" xmlns:w16cid="http://schemas.microsoft.com/office/word/2016/wordml/cid" xmlns:w16="http://schemas.microsoft.com/office/word/2018/wordml" xmlns:w16du="http://schemas.microsoft.com/office/word/2023/wordml/word16du" xmlns:w16sdtdh="http://schemas.microsoft.com/office/word/2020/wordml/sdtdatahash" xmlns:w16sdtfl="http://schemas.microsoft.com/office/word/2024/wordml/sdtformatlock" xmlns:w16se="http://schemas.microsoft.com/office/word/2015/wordml/symex" xmlns:wpg="http://schemas.microsoft.com/office/word/2010/wordprocessingGroup" xmlns:wpi="http://schemas.microsoft.com/office/word/2010/wordprocessingInk" xmlns:wne="http://schemas.microsoft.com/office/word/2006/wordml" xmlns:wps="http://schemas.microsoft.com/office/word/2010/wordprocessingShape" mc:Ignorable="w14 w15 w16se w16cid w16 w16cex w16sdtdh w16sdtfl w16du wp14">
   <w:body>
     <w:p>
       <w:pPr>
@@ -17,36 +17,34 @@
         <w:pStyle w:val="Heading1"/>
       </w:pPr>
       <w:r>
-        <w:rPr/>
         <w:t>SKILL</w:t>
       </w:r>
       <w:r>
         <w:rPr>
           <w:spacing w:val="-13"/>
         </w:rPr>
-        <w:t> </w:t>
-      </w:r>
-      <w:r>
-        <w:rPr/>
+        <w:t xml:space="preserve"> </w:t>
+      </w:r>
+      <w:r>
         <w:t>WEEK</w:t>
       </w:r>
       <w:r>
         <w:rPr>
           <w:spacing w:val="-12"/>
         </w:rPr>
-        <w:t> </w:t>
+        <w:t xml:space="preserve"> </w:t>
       </w:r>
       <w:r>
         <w:rPr>
           <w:spacing w:val="-10"/>
         </w:rPr>
-        <w:t>4</w:t>
+        <w:t>3</w:t>
       </w:r>
     </w:p>
     <w:p>
       <w:pPr>
         <w:spacing w:before="301"/>
-        <w:ind w:left="426" w:right="1" w:firstLine="0"/>
+        <w:ind w:left="426" w:right="1"/>
         <w:jc w:val="center"/>
         <w:rPr>
           <w:rFonts w:ascii="Arial MT"/>
@@ -66,7 +64,7 @@
           <w:spacing w:val="-11"/>
           <w:sz w:val="26"/>
         </w:rPr>
-        <w:t> </w:t>
+        <w:t xml:space="preserve"> </w:t>
       </w:r>
       <w:r>
         <w:rPr>
@@ -81,7 +79,7 @@
           <w:spacing w:val="-13"/>
           <w:sz w:val="26"/>
         </w:rPr>
-        <w:t> </w:t>
+        <w:t xml:space="preserve"> </w:t>
       </w:r>
       <w:r>
         <w:rPr>
@@ -96,7 +94,7 @@
           <w:spacing w:val="-11"/>
           <w:sz w:val="26"/>
         </w:rPr>
-        <w:t> </w:t>
+        <w:t xml:space="preserve"> </w:t>
       </w:r>
       <w:r>
         <w:rPr>
@@ -111,7 +109,7 @@
           <w:spacing w:val="-9"/>
           <w:sz w:val="26"/>
         </w:rPr>
-        <w:t> </w:t>
+        <w:t xml:space="preserve"> </w:t>
       </w:r>
       <w:r>
         <w:rPr>
@@ -134,112 +132,103 @@
     </w:p>
     <w:p>
       <w:pPr>
+        <w:ind w:left="426" w:right="6"/>
+        <w:jc w:val="center"/>
+        <w:rPr>
+          <w:rFonts w:ascii="Arial MT"/>
+          <w:sz w:val="26"/>
+        </w:rPr>
+      </w:pPr>
+      <w:r>
+        <w:rPr>
+          <w:rFonts w:ascii="Arial"/>
+          <w:b/>
+          <w:sz w:val="26"/>
+        </w:rPr>
+        <w:t>Name:</w:t>
+      </w:r>
+      <w:r>
+        <w:rPr>
+          <w:rFonts w:ascii="Arial"/>
+          <w:b/>
+          <w:spacing w:val="-8"/>
+          <w:sz w:val="26"/>
+        </w:rPr>
+        <w:t xml:space="preserve"> </w:t>
+      </w:r>
+      <w:r>
+        <w:rPr>
+          <w:rFonts w:ascii="Arial MT"/>
+          <w:sz w:val="26"/>
+        </w:rPr>
+        <w:t>V Akhil</w:t>
+      </w:r>
+    </w:p>
+    <w:p>
+      <w:pPr>
+        <w:spacing w:before="223"/>
+        <w:ind w:left="426"/>
+        <w:jc w:val="center"/>
+        <w:rPr>
+          <w:rFonts w:ascii="Arial MT"/>
+          <w:sz w:val="26"/>
+        </w:rPr>
+      </w:pPr>
+      <w:r>
+        <w:rPr>
+          <w:rFonts w:ascii="Arial"/>
+          <w:b/>
+          <w:sz w:val="26"/>
+        </w:rPr>
+        <w:t>Roll</w:t>
+      </w:r>
+      <w:r>
+        <w:rPr>
+          <w:rFonts w:ascii="Arial"/>
+          <w:b/>
+          <w:spacing w:val="-9"/>
+          <w:sz w:val="26"/>
+        </w:rPr>
+        <w:t xml:space="preserve"> </w:t>
+      </w:r>
+      <w:r>
+        <w:rPr>
+          <w:rFonts w:ascii="Arial"/>
+          <w:b/>
+          <w:sz w:val="26"/>
+        </w:rPr>
+        <w:t>Number:</w:t>
+      </w:r>
+      <w:r>
+        <w:rPr>
+          <w:rFonts w:ascii="Arial"/>
+          <w:b/>
+          <w:spacing w:val="-5"/>
+          <w:sz w:val="26"/>
+        </w:rPr>
+        <w:t xml:space="preserve"> </w:t>
+      </w:r>
+      <w:r>
+        <w:rPr>
+          <w:rFonts w:ascii="Arial MT"/>
+          <w:spacing w:val="-2"/>
+          <w:sz w:val="26"/>
+        </w:rPr>
+        <w:t>25200800</w:t>
+      </w:r>
+      <w:r>
+        <w:rPr>
+          <w:rFonts w:ascii="Arial MT"/>
+          <w:spacing w:val="-2"/>
+          <w:sz w:val="26"/>
+        </w:rPr>
+        <w:t>29</w:t>
+      </w:r>
+    </w:p>
+    <w:p>
+      <w:pPr>
+        <w:pStyle w:val="BodyText"/>
         <w:spacing w:before="0"/>
-        <w:ind w:left="426" w:right="6" w:firstLine="0"/>
-        <w:jc w:val="center"/>
-        <w:rPr>
-          <w:rFonts w:ascii="Arial MT"/>
-          <w:sz w:val="26"/>
-        </w:rPr>
-      </w:pPr>
-      <w:r>
-        <w:rPr>
-          <w:rFonts w:ascii="Arial"/>
-          <w:b/>
-          <w:sz w:val="26"/>
-        </w:rPr>
-        <w:t>Name:</w:t>
-      </w:r>
-      <w:r>
-        <w:rPr>
-          <w:rFonts w:ascii="Arial"/>
-          <w:b/>
-          <w:spacing w:val="-8"/>
-          <w:sz w:val="26"/>
-        </w:rPr>
-        <w:t> </w:t>
-      </w:r>
-      <w:r>
-        <w:rPr>
-          <w:rFonts w:ascii="Arial MT"/>
-          <w:sz w:val="26"/>
-        </w:rPr>
-        <w:t>Balaji</w:t>
-      </w:r>
-      <w:r>
-        <w:rPr>
-          <w:rFonts w:ascii="Arial MT"/>
-          <w:spacing w:val="-9"/>
-          <w:sz w:val="26"/>
-        </w:rPr>
-        <w:t> </w:t>
-      </w:r>
-      <w:r>
-        <w:rPr>
-          <w:rFonts w:ascii="Arial MT"/>
-          <w:spacing w:val="-2"/>
-          <w:sz w:val="26"/>
-        </w:rPr>
-        <w:t>Patil</w:t>
-      </w:r>
-    </w:p>
-    <w:p>
-      <w:pPr>
-        <w:spacing w:before="223"/>
-        <w:ind w:left="426" w:right="0" w:firstLine="0"/>
-        <w:jc w:val="center"/>
-        <w:rPr>
-          <w:rFonts w:ascii="Arial MT"/>
-          <w:sz w:val="26"/>
-        </w:rPr>
-      </w:pPr>
-      <w:r>
-        <w:rPr>
-          <w:rFonts w:ascii="Arial"/>
-          <w:b/>
-          <w:sz w:val="26"/>
-        </w:rPr>
-        <w:t>Roll</w:t>
-      </w:r>
-      <w:r>
-        <w:rPr>
-          <w:rFonts w:ascii="Arial"/>
-          <w:b/>
-          <w:spacing w:val="-9"/>
-          <w:sz w:val="26"/>
-        </w:rPr>
-        <w:t> </w:t>
-      </w:r>
-      <w:r>
-        <w:rPr>
-          <w:rFonts w:ascii="Arial"/>
-          <w:b/>
-          <w:sz w:val="26"/>
-        </w:rPr>
-        <w:t>Number:</w:t>
-      </w:r>
-      <w:r>
-        <w:rPr>
-          <w:rFonts w:ascii="Arial"/>
-          <w:b/>
-          <w:spacing w:val="-5"/>
-          <w:sz w:val="26"/>
-        </w:rPr>
-        <w:t> </w:t>
-      </w:r>
-      <w:r>
-        <w:rPr>
-          <w:rFonts w:ascii="Arial MT"/>
-          <w:spacing w:val="-2"/>
-          <w:sz w:val="26"/>
-        </w:rPr>
-        <w:t>2520080065</w:t>
-      </w:r>
-    </w:p>
-    <w:p>
-      <w:pPr>
-        <w:pStyle w:val="BodyText"/>
-        <w:spacing w:before="0"/>
         <w:rPr>
           <w:rFonts w:ascii="Arial MT"/>
           <w:sz w:val="26"/>
@@ -258,8 +247,7 @@
     </w:p>
     <w:p>
       <w:pPr>
-        <w:spacing w:before="0"/>
-        <w:ind w:left="426" w:right="1" w:firstLine="0"/>
+        <w:ind w:left="426" w:right="1"/>
         <w:jc w:val="center"/>
         <w:rPr>
           <w:rFonts w:ascii="Arial MT" w:hAnsi="Arial MT"/>
@@ -279,7 +267,7 @@
           <w:spacing w:val="-5"/>
           <w:sz w:val="26"/>
         </w:rPr>
-        <w:t> </w:t>
+        <w:t xml:space="preserve"> </w:t>
       </w:r>
       <w:r>
         <w:rPr>
@@ -294,7 +282,7 @@
           <w:spacing w:val="-4"/>
           <w:sz w:val="26"/>
         </w:rPr>
-        <w:t> </w:t>
+        <w:t xml:space="preserve"> </w:t>
       </w:r>
       <w:r>
         <w:rPr>
@@ -309,7 +297,7 @@
           <w:spacing w:val="-5"/>
           <w:sz w:val="26"/>
         </w:rPr>
-        <w:t> </w:t>
+        <w:t xml:space="preserve"> </w:t>
       </w:r>
       <w:r>
         <w:rPr>
@@ -324,7 +312,7 @@
           <w:spacing w:val="-5"/>
           <w:sz w:val="26"/>
         </w:rPr>
-        <w:t> </w:t>
+        <w:t xml:space="preserve"> </w:t>
       </w:r>
       <w:r>
         <w:rPr>
@@ -339,7 +327,7 @@
           <w:spacing w:val="-4"/>
           <w:sz w:val="26"/>
         </w:rPr>
-        <w:t> </w:t>
+        <w:t xml:space="preserve"> </w:t>
       </w:r>
       <w:r>
         <w:rPr>
@@ -354,7 +342,7 @@
           <w:spacing w:val="-5"/>
           <w:sz w:val="26"/>
         </w:rPr>
-        <w:t> </w:t>
+        <w:t xml:space="preserve"> </w:t>
       </w:r>
       <w:r>
         <w:rPr>
@@ -369,7 +357,7 @@
           <w:spacing w:val="-5"/>
           <w:sz w:val="26"/>
         </w:rPr>
-        <w:t> </w:t>
+        <w:t xml:space="preserve"> </w:t>
       </w:r>
       <w:r>
         <w:rPr>
@@ -382,7 +370,6 @@
     </w:p>
     <w:p>
       <w:pPr>
-        <w:spacing w:after="0"/>
         <w:jc w:val="center"/>
         <w:rPr>
           <w:rFonts w:ascii="Arial MT" w:hAnsi="Arial MT"/>
@@ -391,7 +378,8 @@
         <w:sectPr>
           <w:type w:val="continuous"/>
           <w:pgSz w:w="11920" w:h="16850"/>
-          <w:pgMar w:top="1940" w:bottom="280" w:left="566" w:right="992"/>
+          <w:pgMar w:top="1940" w:right="992" w:bottom="280" w:left="566" w:header="720" w:footer="720" w:gutter="0"/>
+          <w:cols w:space="720"/>
         </w:sectPr>
       </w:pPr>
     </w:p>
@@ -400,8 +388,8 @@
         <w:pStyle w:val="Heading2"/>
       </w:pPr>
       <w:r>
-        <w:rPr/>
-        <w:t>TASK </w:t>
+        <w:lastRenderedPageBreak/>
+        <w:t xml:space="preserve">TASK </w:t>
       </w:r>
       <w:r>
         <w:rPr>
@@ -435,10 +423,11 @@
         <w:rPr>
           <w:rFonts w:ascii="Arial"/>
           <w:b/>
+          <w:noProof/>
           <w:sz w:val="13"/>
         </w:rPr>
         <w:drawing>
-          <wp:anchor distT="0" distB="0" distL="0" distR="0" allowOverlap="1" layoutInCell="1" locked="0" behindDoc="1" simplePos="0" relativeHeight="487587840">
+          <wp:anchor distT="0" distB="0" distL="0" distR="0" simplePos="0" relativeHeight="487587840" behindDoc="1" locked="0" layoutInCell="1" allowOverlap="1" wp14:anchorId="7E8F3A64" wp14:editId="57C01619">
             <wp:simplePos x="0" y="0"/>
             <wp:positionH relativeFrom="page">
               <wp:posOffset>624840</wp:posOffset>
@@ -451,17 +440,17 @@
             <wp:wrapTopAndBottom/>
             <wp:docPr id="1" name="Image 1"/>
             <wp:cNvGraphicFramePr>
-              <a:graphicFrameLocks/>
+              <a:graphicFrameLocks xmlns:a="http://schemas.openxmlformats.org/drawingml/2006/main"/>
             </wp:cNvGraphicFramePr>
-            <a:graphic>
+            <a:graphic xmlns:a="http://schemas.openxmlformats.org/drawingml/2006/main">
               <a:graphicData uri="http://schemas.openxmlformats.org/drawingml/2006/picture">
-                <pic:pic>
+                <pic:pic xmlns:pic="http://schemas.openxmlformats.org/drawingml/2006/picture">
                   <pic:nvPicPr>
                     <pic:cNvPr id="1" name="Image 1"/>
                     <pic:cNvPicPr/>
                   </pic:nvPicPr>
                   <pic:blipFill>
-                    <a:blip r:embed="rId5" cstate="print"/>
+                    <a:blip r:embed="rId4" cstate="print"/>
                     <a:stretch>
                       <a:fillRect/>
                     </a:stretch>
@@ -485,10 +474,11 @@
         <w:rPr>
           <w:rFonts w:ascii="Arial"/>
           <w:b/>
+          <w:noProof/>
           <w:sz w:val="13"/>
         </w:rPr>
         <w:drawing>
-          <wp:anchor distT="0" distB="0" distL="0" distR="0" allowOverlap="1" layoutInCell="1" locked="0" behindDoc="1" simplePos="0" relativeHeight="487588352">
+          <wp:anchor distT="0" distB="0" distL="0" distR="0" simplePos="0" relativeHeight="487588352" behindDoc="1" locked="0" layoutInCell="1" allowOverlap="1" wp14:anchorId="7F1C9C03" wp14:editId="079A249E">
             <wp:simplePos x="0" y="0"/>
             <wp:positionH relativeFrom="page">
               <wp:posOffset>624840</wp:posOffset>
@@ -501,17 +491,17 @@
             <wp:wrapTopAndBottom/>
             <wp:docPr id="2" name="Image 2"/>
             <wp:cNvGraphicFramePr>
-              <a:graphicFrameLocks/>
+              <a:graphicFrameLocks xmlns:a="http://schemas.openxmlformats.org/drawingml/2006/main"/>
             </wp:cNvGraphicFramePr>
-            <a:graphic>
+            <a:graphic xmlns:a="http://schemas.openxmlformats.org/drawingml/2006/main">
               <a:graphicData uri="http://schemas.openxmlformats.org/drawingml/2006/picture">
-                <pic:pic>
+                <pic:pic xmlns:pic="http://schemas.openxmlformats.org/drawingml/2006/picture">
                   <pic:nvPicPr>
                     <pic:cNvPr id="2" name="Image 2"/>
                     <pic:cNvPicPr/>
                   </pic:nvPicPr>
                   <pic:blipFill>
-                    <a:blip r:embed="rId6" cstate="print"/>
+                    <a:blip r:embed="rId5" cstate="print"/>
                     <a:stretch>
                       <a:fillRect/>
                     </a:stretch>
@@ -546,7 +536,6 @@
     <w:p>
       <w:pPr>
         <w:pStyle w:val="BodyText"/>
-        <w:spacing w:after="0"/>
         <w:rPr>
           <w:rFonts w:ascii="Arial"/>
           <w:b/>
@@ -554,7 +543,8 @@
         </w:rPr>
         <w:sectPr>
           <w:pgSz w:w="11920" w:h="16850"/>
-          <w:pgMar w:top="780" w:bottom="280" w:left="566" w:right="992"/>
+          <w:pgMar w:top="780" w:right="992" w:bottom="280" w:left="566" w:header="720" w:footer="720" w:gutter="0"/>
+          <w:cols w:space="720"/>
         </w:sectPr>
       </w:pPr>
     </w:p>
@@ -563,28 +553,26 @@
         <w:pStyle w:val="Heading2"/>
       </w:pPr>
       <w:r>
-        <w:rPr/>
+        <w:lastRenderedPageBreak/>
         <w:t>TASK</w:t>
       </w:r>
       <w:r>
         <w:rPr>
           <w:spacing w:val="-2"/>
         </w:rPr>
-        <w:t> </w:t>
-      </w:r>
-      <w:r>
-        <w:rPr/>
+        <w:t xml:space="preserve"> </w:t>
+      </w:r>
+      <w:r>
         <w:t>1</w:t>
       </w:r>
       <w:r>
         <w:rPr>
           <w:spacing w:val="1"/>
         </w:rPr>
-        <w:t> </w:t>
-      </w:r>
-      <w:r>
-        <w:rPr/>
-        <w:t>— </w:t>
+        <w:t xml:space="preserve"> </w:t>
+      </w:r>
+      <w:r>
+        <w:t xml:space="preserve">— </w:t>
       </w:r>
       <w:r>
         <w:rPr>
@@ -596,8 +584,7 @@
     <w:p>
       <w:pPr>
         <w:spacing w:before="221"/>
-        <w:ind w:left="274" w:right="0" w:firstLine="0"/>
-        <w:jc w:val="left"/>
+        <w:ind w:left="274"/>
         <w:rPr>
           <w:rFonts w:ascii="Arial"/>
           <w:b/>
@@ -608,84 +595,86 @@
         <w:rPr>
           <w:rFonts w:ascii="Arial"/>
           <w:b/>
+          <w:spacing w:val="-2"/>
           <w:sz w:val="28"/>
         </w:rPr>
+        <w:t>OUTPUT</w:t>
+      </w:r>
+    </w:p>
+    <w:p>
+      <w:pPr>
+        <w:rPr>
+          <w:rFonts w:ascii="Arial"/>
+          <w:b/>
+          <w:sz w:val="28"/>
+        </w:rPr>
+        <w:sectPr>
+          <w:pgSz w:w="11920" w:h="16850"/>
+          <w:pgMar w:top="780" w:right="992" w:bottom="280" w:left="566" w:header="720" w:footer="720" w:gutter="0"/>
+          <w:cols w:space="720"/>
+        </w:sectPr>
+      </w:pPr>
+      <w:r>
+        <w:rPr>
+          <w:noProof/>
+        </w:rPr>
         <w:drawing>
-          <wp:anchor distT="0" distB="0" distL="0" distR="0" allowOverlap="1" layoutInCell="1" locked="0" behindDoc="1" simplePos="0" relativeHeight="487588864">
-            <wp:simplePos x="0" y="0"/>
-            <wp:positionH relativeFrom="page">
-              <wp:posOffset>449580</wp:posOffset>
-            </wp:positionH>
-            <wp:positionV relativeFrom="paragraph">
-              <wp:posOffset>350034</wp:posOffset>
-            </wp:positionV>
-            <wp:extent cx="5882018" cy="6050756"/>
+          <wp:inline distT="0" distB="0" distL="0" distR="0" wp14:anchorId="3B3C074C" wp14:editId="3E672813">
+            <wp:extent cx="5067300" cy="4229100"/>
             <wp:effectExtent l="0" t="0" r="0" b="0"/>
-            <wp:wrapTopAndBottom/>
-            <wp:docPr id="3" name="Image 3"/>
+            <wp:docPr id="473722132" name="Picture 1"/>
             <wp:cNvGraphicFramePr>
-              <a:graphicFrameLocks/>
+              <a:graphicFrameLocks xmlns:a="http://schemas.openxmlformats.org/drawingml/2006/main" noChangeAspect="1"/>
             </wp:cNvGraphicFramePr>
-            <a:graphic>
+            <a:graphic xmlns:a="http://schemas.openxmlformats.org/drawingml/2006/main">
               <a:graphicData uri="http://schemas.openxmlformats.org/drawingml/2006/picture">
-                <pic:pic>
+                <pic:pic xmlns:pic="http://schemas.openxmlformats.org/drawingml/2006/picture">
                   <pic:nvPicPr>
-                    <pic:cNvPr id="3" name="Image 3"/>
-                    <pic:cNvPicPr/>
+                    <pic:cNvPr id="0" name="Picture 1"/>
+                    <pic:cNvPicPr>
+                      <a:picLocks noChangeAspect="1" noChangeArrowheads="1"/>
+                    </pic:cNvPicPr>
                   </pic:nvPicPr>
                   <pic:blipFill>
-                    <a:blip r:embed="rId7" cstate="print"/>
+                    <a:blip r:embed="rId6">
+                      <a:extLst>
+                        <a:ext uri="{28A0092B-C50C-407E-A947-70E740481C1C}">
+                          <a14:useLocalDpi xmlns:a14="http://schemas.microsoft.com/office/drawing/2010/main" val="0"/>
+                        </a:ext>
+                      </a:extLst>
+                    </a:blip>
+                    <a:srcRect/>
                     <a:stretch>
                       <a:fillRect/>
                     </a:stretch>
                   </pic:blipFill>
-                  <pic:spPr>
+                  <pic:spPr bwMode="auto">
                     <a:xfrm>
                       <a:off x="0" y="0"/>
-                      <a:ext cx="5882018" cy="6050756"/>
+                      <a:ext cx="5067300" cy="4229100"/>
                     </a:xfrm>
                     <a:prstGeom prst="rect">
                       <a:avLst/>
                     </a:prstGeom>
+                    <a:noFill/>
+                    <a:ln>
+                      <a:noFill/>
+                    </a:ln>
                   </pic:spPr>
                 </pic:pic>
               </a:graphicData>
             </a:graphic>
-          </wp:anchor>
+          </wp:inline>
         </w:drawing>
       </w:r>
-      <w:r>
-        <w:rPr>
-          <w:rFonts w:ascii="Arial"/>
-          <w:b/>
-          <w:spacing w:val="-2"/>
-          <w:sz w:val="28"/>
-        </w:rPr>
-        <w:t>OUTPUT</w:t>
-      </w:r>
-    </w:p>
-    <w:p>
-      <w:pPr>
-        <w:spacing w:after="0"/>
-        <w:jc w:val="left"/>
-        <w:rPr>
-          <w:rFonts w:ascii="Arial"/>
-          <w:b/>
-          <w:sz w:val="28"/>
-        </w:rPr>
-        <w:sectPr>
-          <w:pgSz w:w="11920" w:h="16850"/>
-          <w:pgMar w:top="780" w:bottom="280" w:left="566" w:right="992"/>
-        </w:sectPr>
-      </w:pPr>
     </w:p>
     <w:p>
       <w:pPr>
         <w:pStyle w:val="Heading2"/>
       </w:pPr>
       <w:r>
-        <w:rPr/>
-        <w:t>TASK </w:t>
+        <w:lastRenderedPageBreak/>
+        <w:t xml:space="preserve">TASK </w:t>
       </w:r>
       <w:r>
         <w:rPr>
@@ -719,10 +708,11 @@
         <w:rPr>
           <w:rFonts w:ascii="Arial"/>
           <w:b/>
+          <w:noProof/>
           <w:sz w:val="13"/>
         </w:rPr>
         <w:drawing>
-          <wp:anchor distT="0" distB="0" distL="0" distR="0" allowOverlap="1" layoutInCell="1" locked="0" behindDoc="1" simplePos="0" relativeHeight="487589376">
+          <wp:anchor distT="0" distB="0" distL="0" distR="0" simplePos="0" relativeHeight="487589376" behindDoc="1" locked="0" layoutInCell="1" allowOverlap="1" wp14:anchorId="7A2A823D" wp14:editId="4BD3639B">
             <wp:simplePos x="0" y="0"/>
             <wp:positionH relativeFrom="page">
               <wp:posOffset>624840</wp:posOffset>
@@ -735,17 +725,17 @@
             <wp:wrapTopAndBottom/>
             <wp:docPr id="4" name="Image 4"/>
             <wp:cNvGraphicFramePr>
-              <a:graphicFrameLocks/>
+              <a:graphicFrameLocks xmlns:a="http://schemas.openxmlformats.org/drawingml/2006/main"/>
             </wp:cNvGraphicFramePr>
-            <a:graphic>
+            <a:graphic xmlns:a="http://schemas.openxmlformats.org/drawingml/2006/main">
               <a:graphicData uri="http://schemas.openxmlformats.org/drawingml/2006/picture">
-                <pic:pic>
+                <pic:pic xmlns:pic="http://schemas.openxmlformats.org/drawingml/2006/picture">
                   <pic:nvPicPr>
                     <pic:cNvPr id="4" name="Image 4"/>
                     <pic:cNvPicPr/>
                   </pic:nvPicPr>
                   <pic:blipFill>
-                    <a:blip r:embed="rId8" cstate="print"/>
+                    <a:blip r:embed="rId7" cstate="print"/>
                     <a:stretch>
                       <a:fillRect/>
                     </a:stretch>
@@ -769,10 +759,11 @@
         <w:rPr>
           <w:rFonts w:ascii="Arial"/>
           <w:b/>
+          <w:noProof/>
           <w:sz w:val="13"/>
         </w:rPr>
         <w:drawing>
-          <wp:anchor distT="0" distB="0" distL="0" distR="0" allowOverlap="1" layoutInCell="1" locked="0" behindDoc="1" simplePos="0" relativeHeight="487589888">
+          <wp:anchor distT="0" distB="0" distL="0" distR="0" simplePos="0" relativeHeight="487589888" behindDoc="1" locked="0" layoutInCell="1" allowOverlap="1" wp14:anchorId="07A11E7C" wp14:editId="4B1B211C">
             <wp:simplePos x="0" y="0"/>
             <wp:positionH relativeFrom="page">
               <wp:posOffset>624840</wp:posOffset>
@@ -785,17 +776,17 @@
             <wp:wrapTopAndBottom/>
             <wp:docPr id="5" name="Image 5"/>
             <wp:cNvGraphicFramePr>
-              <a:graphicFrameLocks/>
+              <a:graphicFrameLocks xmlns:a="http://schemas.openxmlformats.org/drawingml/2006/main"/>
             </wp:cNvGraphicFramePr>
-            <a:graphic>
+            <a:graphic xmlns:a="http://schemas.openxmlformats.org/drawingml/2006/main">
               <a:graphicData uri="http://schemas.openxmlformats.org/drawingml/2006/picture">
-                <pic:pic>
+                <pic:pic xmlns:pic="http://schemas.openxmlformats.org/drawingml/2006/picture">
                   <pic:nvPicPr>
                     <pic:cNvPr id="5" name="Image 5"/>
                     <pic:cNvPicPr/>
                   </pic:nvPicPr>
                   <pic:blipFill>
-                    <a:blip r:embed="rId9" cstate="print"/>
+                    <a:blip r:embed="rId8" cstate="print"/>
                     <a:stretch>
                       <a:fillRect/>
                     </a:stretch>
@@ -830,7 +821,6 @@
     <w:p>
       <w:pPr>
         <w:pStyle w:val="BodyText"/>
-        <w:spacing w:after="0"/>
         <w:rPr>
           <w:rFonts w:ascii="Arial"/>
           <w:b/>
@@ -838,7 +828,8 @@
         </w:rPr>
         <w:sectPr>
           <w:pgSz w:w="11920" w:h="16850"/>
-          <w:pgMar w:top="780" w:bottom="280" w:left="566" w:right="992"/>
+          <w:pgMar w:top="780" w:right="992" w:bottom="280" w:left="566" w:header="720" w:footer="720" w:gutter="0"/>
+          <w:cols w:space="720"/>
         </w:sectPr>
       </w:pPr>
     </w:p>
@@ -847,28 +838,26 @@
         <w:pStyle w:val="Heading2"/>
       </w:pPr>
       <w:r>
-        <w:rPr/>
+        <w:lastRenderedPageBreak/>
         <w:t>TASK</w:t>
       </w:r>
       <w:r>
         <w:rPr>
           <w:spacing w:val="-2"/>
         </w:rPr>
-        <w:t> </w:t>
-      </w:r>
-      <w:r>
-        <w:rPr/>
+        <w:t xml:space="preserve"> </w:t>
+      </w:r>
+      <w:r>
         <w:t>2</w:t>
       </w:r>
       <w:r>
         <w:rPr>
           <w:spacing w:val="1"/>
         </w:rPr>
-        <w:t> </w:t>
-      </w:r>
-      <w:r>
-        <w:rPr/>
-        <w:t>— </w:t>
+        <w:t xml:space="preserve"> </w:t>
+      </w:r>
+      <w:r>
+        <w:t xml:space="preserve">— </w:t>
       </w:r>
       <w:r>
         <w:rPr>
@@ -880,8 +869,7 @@
     <w:p>
       <w:pPr>
         <w:spacing w:before="221"/>
-        <w:ind w:left="274" w:right="0" w:firstLine="0"/>
-        <w:jc w:val="left"/>
+        <w:ind w:left="274"/>
         <w:rPr>
           <w:rFonts w:ascii="Arial"/>
           <w:b/>
@@ -892,84 +880,95 @@
         <w:rPr>
           <w:rFonts w:ascii="Arial"/>
           <w:b/>
+          <w:spacing w:val="-2"/>
           <w:sz w:val="28"/>
         </w:rPr>
+        <w:t>OUTPUT</w:t>
+      </w:r>
+    </w:p>
+    <w:p>
+      <w:pPr>
+        <w:rPr>
+          <w:rFonts w:ascii="Arial"/>
+          <w:b/>
+          <w:sz w:val="28"/>
+        </w:rPr>
+      </w:pPr>
+    </w:p>
+    <w:p>
+      <w:pPr>
+        <w:rPr>
+          <w:rFonts w:ascii="Arial"/>
+          <w:b/>
+          <w:sz w:val="28"/>
+        </w:rPr>
+        <w:sectPr>
+          <w:pgSz w:w="11920" w:h="16850"/>
+          <w:pgMar w:top="780" w:right="992" w:bottom="280" w:left="566" w:header="720" w:footer="720" w:gutter="0"/>
+          <w:cols w:space="720"/>
+        </w:sectPr>
+      </w:pPr>
+      <w:r>
+        <w:rPr>
+          <w:noProof/>
+        </w:rPr>
         <w:drawing>
-          <wp:anchor distT="0" distB="0" distL="0" distR="0" allowOverlap="1" layoutInCell="1" locked="0" behindDoc="1" simplePos="0" relativeHeight="487590400">
-            <wp:simplePos x="0" y="0"/>
-            <wp:positionH relativeFrom="page">
-              <wp:posOffset>449580</wp:posOffset>
-            </wp:positionH>
-            <wp:positionV relativeFrom="paragraph">
-              <wp:posOffset>350034</wp:posOffset>
-            </wp:positionV>
-            <wp:extent cx="6306913" cy="4943570"/>
-            <wp:effectExtent l="0" t="0" r="0" b="0"/>
-            <wp:wrapTopAndBottom/>
-            <wp:docPr id="6" name="Image 6"/>
+          <wp:inline distT="0" distB="0" distL="0" distR="0" wp14:anchorId="2AE10E45" wp14:editId="1AA52A7E">
+            <wp:extent cx="5692140" cy="2438400"/>
+            <wp:effectExtent l="0" t="0" r="3810" b="0"/>
+            <wp:docPr id="1283022603" name="Picture 2"/>
             <wp:cNvGraphicFramePr>
-              <a:graphicFrameLocks/>
+              <a:graphicFrameLocks xmlns:a="http://schemas.openxmlformats.org/drawingml/2006/main" noChangeAspect="1"/>
             </wp:cNvGraphicFramePr>
-            <a:graphic>
+            <a:graphic xmlns:a="http://schemas.openxmlformats.org/drawingml/2006/main">
               <a:graphicData uri="http://schemas.openxmlformats.org/drawingml/2006/picture">
-                <pic:pic>
+                <pic:pic xmlns:pic="http://schemas.openxmlformats.org/drawingml/2006/picture">
                   <pic:nvPicPr>
-                    <pic:cNvPr id="6" name="Image 6"/>
-                    <pic:cNvPicPr/>
+                    <pic:cNvPr id="0" name="Picture 3"/>
+                    <pic:cNvPicPr>
+                      <a:picLocks noChangeAspect="1" noChangeArrowheads="1"/>
+                    </pic:cNvPicPr>
                   </pic:nvPicPr>
                   <pic:blipFill>
-                    <a:blip r:embed="rId10" cstate="print"/>
+                    <a:blip r:embed="rId9">
+                      <a:extLst>
+                        <a:ext uri="{28A0092B-C50C-407E-A947-70E740481C1C}">
+                          <a14:useLocalDpi xmlns:a14="http://schemas.microsoft.com/office/drawing/2010/main" val="0"/>
+                        </a:ext>
+                      </a:extLst>
+                    </a:blip>
+                    <a:srcRect/>
                     <a:stretch>
                       <a:fillRect/>
                     </a:stretch>
                   </pic:blipFill>
-                  <pic:spPr>
+                  <pic:spPr bwMode="auto">
                     <a:xfrm>
                       <a:off x="0" y="0"/>
-                      <a:ext cx="6306913" cy="4943570"/>
+                      <a:ext cx="5692140" cy="2438400"/>
                     </a:xfrm>
                     <a:prstGeom prst="rect">
                       <a:avLst/>
                     </a:prstGeom>
+                    <a:noFill/>
+                    <a:ln>
+                      <a:noFill/>
+                    </a:ln>
                   </pic:spPr>
                 </pic:pic>
               </a:graphicData>
             </a:graphic>
-          </wp:anchor>
+          </wp:inline>
         </w:drawing>
       </w:r>
-      <w:r>
-        <w:rPr>
-          <w:rFonts w:ascii="Arial"/>
-          <w:b/>
-          <w:spacing w:val="-2"/>
-          <w:sz w:val="28"/>
-        </w:rPr>
-        <w:t>OUTPUT</w:t>
-      </w:r>
-    </w:p>
-    <w:p>
-      <w:pPr>
-        <w:spacing w:after="0"/>
-        <w:jc w:val="left"/>
-        <w:rPr>
-          <w:rFonts w:ascii="Arial"/>
-          <w:b/>
-          <w:sz w:val="28"/>
-        </w:rPr>
-        <w:sectPr>
-          <w:pgSz w:w="11920" w:h="16850"/>
-          <w:pgMar w:top="780" w:bottom="280" w:left="566" w:right="992"/>
-        </w:sectPr>
-      </w:pPr>
     </w:p>
     <w:p>
       <w:pPr>
         <w:pStyle w:val="Heading2"/>
       </w:pPr>
       <w:r>
-        <w:rPr/>
-        <w:t>TASK </w:t>
+        <w:lastRenderedPageBreak/>
+        <w:t xml:space="preserve">TASK </w:t>
       </w:r>
       <w:r>
         <w:rPr>
@@ -1003,10 +1002,11 @@
         <w:rPr>
           <w:rFonts w:ascii="Arial"/>
           <w:b/>
+          <w:noProof/>
           <w:sz w:val="13"/>
         </w:rPr>
         <w:drawing>
-          <wp:anchor distT="0" distB="0" distL="0" distR="0" allowOverlap="1" layoutInCell="1" locked="0" behindDoc="1" simplePos="0" relativeHeight="487590912">
+          <wp:anchor distT="0" distB="0" distL="0" distR="0" simplePos="0" relativeHeight="487590912" behindDoc="1" locked="0" layoutInCell="1" allowOverlap="1" wp14:anchorId="5C23C012" wp14:editId="628C5CC9">
             <wp:simplePos x="0" y="0"/>
             <wp:positionH relativeFrom="page">
               <wp:posOffset>624840</wp:posOffset>
@@ -1019,17 +1019,17 @@
             <wp:wrapTopAndBottom/>
             <wp:docPr id="7" name="Image 7"/>
             <wp:cNvGraphicFramePr>
-              <a:graphicFrameLocks/>
+              <a:graphicFrameLocks xmlns:a="http://schemas.openxmlformats.org/drawingml/2006/main"/>
             </wp:cNvGraphicFramePr>
-            <a:graphic>
+            <a:graphic xmlns:a="http://schemas.openxmlformats.org/drawingml/2006/main">
               <a:graphicData uri="http://schemas.openxmlformats.org/drawingml/2006/picture">
-                <pic:pic>
+                <pic:pic xmlns:pic="http://schemas.openxmlformats.org/drawingml/2006/picture">
                   <pic:nvPicPr>
                     <pic:cNvPr id="7" name="Image 7"/>
                     <pic:cNvPicPr/>
                   </pic:nvPicPr>
                   <pic:blipFill>
-                    <a:blip r:embed="rId11" cstate="print"/>
+                    <a:blip r:embed="rId10" cstate="print"/>
                     <a:stretch>
                       <a:fillRect/>
                     </a:stretch>
@@ -1053,10 +1053,11 @@
         <w:rPr>
           <w:rFonts w:ascii="Arial"/>
           <w:b/>
+          <w:noProof/>
           <w:sz w:val="13"/>
         </w:rPr>
         <w:drawing>
-          <wp:anchor distT="0" distB="0" distL="0" distR="0" allowOverlap="1" layoutInCell="1" locked="0" behindDoc="1" simplePos="0" relativeHeight="487591424">
+          <wp:anchor distT="0" distB="0" distL="0" distR="0" simplePos="0" relativeHeight="487591424" behindDoc="1" locked="0" layoutInCell="1" allowOverlap="1" wp14:anchorId="3DD07A97" wp14:editId="01FBB818">
             <wp:simplePos x="0" y="0"/>
             <wp:positionH relativeFrom="page">
               <wp:posOffset>624840</wp:posOffset>
@@ -1069,17 +1070,17 @@
             <wp:wrapTopAndBottom/>
             <wp:docPr id="8" name="Image 8"/>
             <wp:cNvGraphicFramePr>
-              <a:graphicFrameLocks/>
+              <a:graphicFrameLocks xmlns:a="http://schemas.openxmlformats.org/drawingml/2006/main"/>
             </wp:cNvGraphicFramePr>
-            <a:graphic>
+            <a:graphic xmlns:a="http://schemas.openxmlformats.org/drawingml/2006/main">
               <a:graphicData uri="http://schemas.openxmlformats.org/drawingml/2006/picture">
-                <pic:pic>
+                <pic:pic xmlns:pic="http://schemas.openxmlformats.org/drawingml/2006/picture">
                   <pic:nvPicPr>
                     <pic:cNvPr id="8" name="Image 8"/>
                     <pic:cNvPicPr/>
                   </pic:nvPicPr>
                   <pic:blipFill>
-                    <a:blip r:embed="rId12" cstate="print"/>
+                    <a:blip r:embed="rId11" cstate="print"/>
                     <a:stretch>
                       <a:fillRect/>
                     </a:stretch>
@@ -1103,10 +1104,11 @@
         <w:rPr>
           <w:rFonts w:ascii="Arial"/>
           <w:b/>
+          <w:noProof/>
           <w:sz w:val="13"/>
         </w:rPr>
         <w:drawing>
-          <wp:anchor distT="0" distB="0" distL="0" distR="0" allowOverlap="1" layoutInCell="1" locked="0" behindDoc="1" simplePos="0" relativeHeight="487591936">
+          <wp:anchor distT="0" distB="0" distL="0" distR="0" simplePos="0" relativeHeight="487591936" behindDoc="1" locked="0" layoutInCell="1" allowOverlap="1" wp14:anchorId="30D21DE7" wp14:editId="07D1EEB5">
             <wp:simplePos x="0" y="0"/>
             <wp:positionH relativeFrom="page">
               <wp:posOffset>624840</wp:posOffset>
@@ -1119,17 +1121,17 @@
             <wp:wrapTopAndBottom/>
             <wp:docPr id="9" name="Image 9"/>
             <wp:cNvGraphicFramePr>
-              <a:graphicFrameLocks/>
+              <a:graphicFrameLocks xmlns:a="http://schemas.openxmlformats.org/drawingml/2006/main"/>
             </wp:cNvGraphicFramePr>
-            <a:graphic>
+            <a:graphic xmlns:a="http://schemas.openxmlformats.org/drawingml/2006/main">
               <a:graphicData uri="http://schemas.openxmlformats.org/drawingml/2006/picture">
-                <pic:pic>
+                <pic:pic xmlns:pic="http://schemas.openxmlformats.org/drawingml/2006/picture">
                   <pic:nvPicPr>
                     <pic:cNvPr id="9" name="Image 9"/>
                     <pic:cNvPicPr/>
                   </pic:nvPicPr>
                   <pic:blipFill>
-                    <a:blip r:embed="rId13" cstate="print"/>
+                    <a:blip r:embed="rId12" cstate="print"/>
                     <a:stretch>
                       <a:fillRect/>
                     </a:stretch>
@@ -1173,7 +1175,6 @@
     <w:p>
       <w:pPr>
         <w:pStyle w:val="BodyText"/>
-        <w:spacing w:after="0"/>
         <w:rPr>
           <w:rFonts w:ascii="Arial"/>
           <w:b/>
@@ -1181,41 +1182,43 @@
         </w:rPr>
         <w:sectPr>
           <w:pgSz w:w="11920" w:h="16850"/>
-          <w:pgMar w:top="780" w:bottom="280" w:left="566" w:right="992"/>
+          <w:pgMar w:top="780" w:right="992" w:bottom="280" w:left="566" w:header="720" w:footer="720" w:gutter="0"/>
+          <w:cols w:space="720"/>
         </w:sectPr>
       </w:pPr>
     </w:p>
     <w:p>
       <w:pPr>
-        <w:spacing w:line="240" w:lineRule="auto"/>
-        <w:ind w:left="418" w:right="0" w:firstLine="0"/>
-        <w:rPr>
-          <w:rFonts w:ascii="Arial"/>
-          <w:sz w:val="20"/>
-        </w:rPr>
-      </w:pPr>
-      <w:r>
-        <w:rPr>
-          <w:rFonts w:ascii="Arial"/>
-          <w:sz w:val="20"/>
-        </w:rPr>
+        <w:ind w:left="418"/>
+        <w:rPr>
+          <w:rFonts w:ascii="Arial"/>
+          <w:sz w:val="20"/>
+        </w:rPr>
+      </w:pPr>
+      <w:r>
+        <w:rPr>
+          <w:rFonts w:ascii="Arial"/>
+          <w:noProof/>
+          <w:sz w:val="20"/>
+        </w:rPr>
+        <w:lastRenderedPageBreak/>
         <w:drawing>
-          <wp:inline distT="0" distB="0" distL="0" distR="0">
+          <wp:inline distT="0" distB="0" distL="0" distR="0" wp14:anchorId="1BBF3A52" wp14:editId="122D27D8">
             <wp:extent cx="6250390" cy="2811779"/>
             <wp:effectExtent l="0" t="0" r="0" b="0"/>
             <wp:docPr id="10" name="Image 10"/>
             <wp:cNvGraphicFramePr>
-              <a:graphicFrameLocks/>
+              <a:graphicFrameLocks xmlns:a="http://schemas.openxmlformats.org/drawingml/2006/main"/>
             </wp:cNvGraphicFramePr>
-            <a:graphic>
+            <a:graphic xmlns:a="http://schemas.openxmlformats.org/drawingml/2006/main">
               <a:graphicData uri="http://schemas.openxmlformats.org/drawingml/2006/picture">
-                <pic:pic>
+                <pic:pic xmlns:pic="http://schemas.openxmlformats.org/drawingml/2006/picture">
                   <pic:nvPicPr>
                     <pic:cNvPr id="10" name="Image 10"/>
                     <pic:cNvPicPr/>
                   </pic:nvPicPr>
                   <pic:blipFill>
-                    <a:blip r:embed="rId14" cstate="print"/>
+                    <a:blip r:embed="rId13" cstate="print"/>
                     <a:stretch>
                       <a:fillRect/>
                     </a:stretch>
@@ -1235,12 +1238,6 @@
           </wp:inline>
         </w:drawing>
       </w:r>
-      <w:r>
-        <w:rPr>
-          <w:rFonts w:ascii="Arial"/>
-          <w:sz w:val="20"/>
-        </w:rPr>
-      </w:r>
     </w:p>
     <w:p>
       <w:pPr>
@@ -1255,10 +1252,11 @@
         <w:rPr>
           <w:rFonts w:ascii="Arial"/>
           <w:b/>
+          <w:noProof/>
           <w:sz w:val="14"/>
         </w:rPr>
         <w:drawing>
-          <wp:anchor distT="0" distB="0" distL="0" distR="0" allowOverlap="1" layoutInCell="1" locked="0" behindDoc="1" simplePos="0" relativeHeight="487592448">
+          <wp:anchor distT="0" distB="0" distL="0" distR="0" simplePos="0" relativeHeight="487592448" behindDoc="1" locked="0" layoutInCell="1" allowOverlap="1" wp14:anchorId="695E4AF4" wp14:editId="616E6966">
             <wp:simplePos x="0" y="0"/>
             <wp:positionH relativeFrom="page">
               <wp:posOffset>624840</wp:posOffset>
@@ -1271,17 +1269,17 @@
             <wp:wrapTopAndBottom/>
             <wp:docPr id="11" name="Image 11"/>
             <wp:cNvGraphicFramePr>
-              <a:graphicFrameLocks/>
+              <a:graphicFrameLocks xmlns:a="http://schemas.openxmlformats.org/drawingml/2006/main"/>
             </wp:cNvGraphicFramePr>
-            <a:graphic>
+            <a:graphic xmlns:a="http://schemas.openxmlformats.org/drawingml/2006/main">
               <a:graphicData uri="http://schemas.openxmlformats.org/drawingml/2006/picture">
-                <pic:pic>
+                <pic:pic xmlns:pic="http://schemas.openxmlformats.org/drawingml/2006/picture">
                   <pic:nvPicPr>
                     <pic:cNvPr id="11" name="Image 11"/>
                     <pic:cNvPicPr/>
                   </pic:nvPicPr>
                   <pic:blipFill>
-                    <a:blip r:embed="rId15" cstate="print"/>
+                    <a:blip r:embed="rId14" cstate="print"/>
                     <a:stretch>
                       <a:fillRect/>
                     </a:stretch>
@@ -1305,10 +1303,11 @@
         <w:rPr>
           <w:rFonts w:ascii="Arial"/>
           <w:b/>
+          <w:noProof/>
           <w:sz w:val="14"/>
         </w:rPr>
         <w:drawing>
-          <wp:anchor distT="0" distB="0" distL="0" distR="0" allowOverlap="1" layoutInCell="1" locked="0" behindDoc="1" simplePos="0" relativeHeight="487592960">
+          <wp:anchor distT="0" distB="0" distL="0" distR="0" simplePos="0" relativeHeight="487592960" behindDoc="1" locked="0" layoutInCell="1" allowOverlap="1" wp14:anchorId="63CE6A6F" wp14:editId="00D61240">
             <wp:simplePos x="0" y="0"/>
             <wp:positionH relativeFrom="page">
               <wp:posOffset>624840</wp:posOffset>
@@ -1321,17 +1320,17 @@
             <wp:wrapTopAndBottom/>
             <wp:docPr id="12" name="Image 12"/>
             <wp:cNvGraphicFramePr>
-              <a:graphicFrameLocks/>
+              <a:graphicFrameLocks xmlns:a="http://schemas.openxmlformats.org/drawingml/2006/main"/>
             </wp:cNvGraphicFramePr>
-            <a:graphic>
+            <a:graphic xmlns:a="http://schemas.openxmlformats.org/drawingml/2006/main">
               <a:graphicData uri="http://schemas.openxmlformats.org/drawingml/2006/picture">
-                <pic:pic>
+                <pic:pic xmlns:pic="http://schemas.openxmlformats.org/drawingml/2006/picture">
                   <pic:nvPicPr>
                     <pic:cNvPr id="12" name="Image 12"/>
                     <pic:cNvPicPr/>
                   </pic:nvPicPr>
                   <pic:blipFill>
-                    <a:blip r:embed="rId16" cstate="print"/>
+                    <a:blip r:embed="rId15" cstate="print"/>
                     <a:stretch>
                       <a:fillRect/>
                     </a:stretch>
@@ -1365,7 +1364,6 @@
     <w:p>
       <w:pPr>
         <w:pStyle w:val="BodyText"/>
-        <w:spacing w:after="0"/>
         <w:rPr>
           <w:rFonts w:ascii="Arial"/>
           <w:b/>
@@ -1373,41 +1371,43 @@
         </w:rPr>
         <w:sectPr>
           <w:pgSz w:w="11920" w:h="16850"/>
-          <w:pgMar w:top="820" w:bottom="280" w:left="566" w:right="992"/>
+          <w:pgMar w:top="820" w:right="992" w:bottom="280" w:left="566" w:header="720" w:footer="720" w:gutter="0"/>
+          <w:cols w:space="720"/>
         </w:sectPr>
       </w:pPr>
     </w:p>
     <w:p>
       <w:pPr>
-        <w:spacing w:line="240" w:lineRule="auto"/>
-        <w:ind w:left="418" w:right="0" w:firstLine="0"/>
-        <w:rPr>
-          <w:rFonts w:ascii="Arial"/>
-          <w:sz w:val="20"/>
-        </w:rPr>
-      </w:pPr>
-      <w:r>
-        <w:rPr>
-          <w:rFonts w:ascii="Arial"/>
-          <w:sz w:val="20"/>
-        </w:rPr>
+        <w:ind w:left="418"/>
+        <w:rPr>
+          <w:rFonts w:ascii="Arial"/>
+          <w:sz w:val="20"/>
+        </w:rPr>
+      </w:pPr>
+      <w:r>
+        <w:rPr>
+          <w:rFonts w:ascii="Arial"/>
+          <w:noProof/>
+          <w:sz w:val="20"/>
+        </w:rPr>
+        <w:lastRenderedPageBreak/>
         <w:drawing>
-          <wp:inline distT="0" distB="0" distL="0" distR="0">
+          <wp:inline distT="0" distB="0" distL="0" distR="0" wp14:anchorId="2F86C046" wp14:editId="5F8AF88C">
             <wp:extent cx="6098270" cy="2708909"/>
             <wp:effectExtent l="0" t="0" r="0" b="0"/>
             <wp:docPr id="13" name="Image 13"/>
             <wp:cNvGraphicFramePr>
-              <a:graphicFrameLocks/>
+              <a:graphicFrameLocks xmlns:a="http://schemas.openxmlformats.org/drawingml/2006/main"/>
             </wp:cNvGraphicFramePr>
-            <a:graphic>
+            <a:graphic xmlns:a="http://schemas.openxmlformats.org/drawingml/2006/main">
               <a:graphicData uri="http://schemas.openxmlformats.org/drawingml/2006/picture">
-                <pic:pic>
+                <pic:pic xmlns:pic="http://schemas.openxmlformats.org/drawingml/2006/picture">
                   <pic:nvPicPr>
                     <pic:cNvPr id="13" name="Image 13"/>
                     <pic:cNvPicPr/>
                   </pic:nvPicPr>
                   <pic:blipFill>
-                    <a:blip r:embed="rId17" cstate="print"/>
+                    <a:blip r:embed="rId16" cstate="print"/>
                     <a:stretch>
                       <a:fillRect/>
                     </a:stretch>
@@ -1427,23 +1427,17 @@
           </wp:inline>
         </w:drawing>
       </w:r>
-      <w:r>
-        <w:rPr>
-          <w:rFonts w:ascii="Arial"/>
-          <w:sz w:val="20"/>
-        </w:rPr>
-      </w:r>
-    </w:p>
-    <w:p>
-      <w:pPr>
-        <w:spacing w:after="0" w:line="240" w:lineRule="auto"/>
+    </w:p>
+    <w:p>
+      <w:pPr>
         <w:rPr>
           <w:rFonts w:ascii="Arial"/>
           <w:sz w:val="20"/>
         </w:rPr>
         <w:sectPr>
           <w:pgSz w:w="11920" w:h="16850"/>
-          <w:pgMar w:top="820" w:bottom="280" w:left="566" w:right="992"/>
+          <w:pgMar w:top="820" w:right="992" w:bottom="280" w:left="566" w:header="720" w:footer="720" w:gutter="0"/>
+          <w:cols w:space="720"/>
         </w:sectPr>
       </w:pPr>
     </w:p>
@@ -1452,28 +1446,26 @@
         <w:pStyle w:val="Heading2"/>
       </w:pPr>
       <w:r>
-        <w:rPr/>
+        <w:lastRenderedPageBreak/>
         <w:t>TASK</w:t>
       </w:r>
       <w:r>
         <w:rPr>
           <w:spacing w:val="-2"/>
         </w:rPr>
-        <w:t> </w:t>
-      </w:r>
-      <w:r>
-        <w:rPr/>
+        <w:t xml:space="preserve"> </w:t>
+      </w:r>
+      <w:r>
         <w:t>3</w:t>
       </w:r>
       <w:r>
         <w:rPr>
           <w:spacing w:val="1"/>
         </w:rPr>
-        <w:t> </w:t>
-      </w:r>
-      <w:r>
-        <w:rPr/>
-        <w:t>— </w:t>
+        <w:t xml:space="preserve"> </w:t>
+      </w:r>
+      <w:r>
+        <w:t xml:space="preserve">— </w:t>
       </w:r>
       <w:r>
         <w:rPr>
@@ -1499,35 +1491,37 @@
         <w:spacing w:before="212"/>
         <w:ind w:left="514"/>
       </w:pPr>
-      <w:r>
-        <w:rPr/>
-        <w:t>myShell&gt;</w:t>
+      <w:proofErr w:type="spellStart"/>
+      <w:r>
+        <w:t>myShell</w:t>
+      </w:r>
+      <w:proofErr w:type="spellEnd"/>
+      <w:r>
+        <w:t>&gt;</w:t>
       </w:r>
       <w:r>
         <w:rPr>
           <w:spacing w:val="-8"/>
         </w:rPr>
-        <w:t> </w:t>
-      </w:r>
-      <w:r>
-        <w:rPr/>
+        <w:t xml:space="preserve"> </w:t>
+      </w:r>
+      <w:r>
         <w:t>echo</w:t>
       </w:r>
       <w:r>
         <w:rPr>
           <w:spacing w:val="-7"/>
         </w:rPr>
-        <w:t> </w:t>
-      </w:r>
-      <w:r>
-        <w:rPr/>
+        <w:t xml:space="preserve"> </w:t>
+      </w:r>
+      <w:r>
         <w:t>"Hello</w:t>
       </w:r>
       <w:r>
         <w:rPr>
           <w:spacing w:val="-3"/>
         </w:rPr>
-        <w:t> </w:t>
+        <w:t xml:space="preserve"> </w:t>
       </w:r>
       <w:r>
         <w:rPr>
@@ -1539,76 +1533,68 @@
     <w:p>
       <w:pPr>
         <w:pStyle w:val="BodyText"/>
-        <w:spacing w:line="290" w:lineRule="auto" w:before="49"/>
+        <w:spacing w:before="49" w:line="290" w:lineRule="auto"/>
         <w:ind w:left="514" w:right="7135"/>
       </w:pPr>
       <w:r>
-        <w:rPr/>
         <w:t>---</w:t>
       </w:r>
       <w:r>
         <w:rPr>
           <w:spacing w:val="-23"/>
         </w:rPr>
-        <w:t> </w:t>
-      </w:r>
-      <w:r>
-        <w:rPr/>
+        <w:t xml:space="preserve"> </w:t>
+      </w:r>
+      <w:r>
         <w:t>Parsed</w:t>
       </w:r>
       <w:r>
         <w:rPr>
           <w:spacing w:val="-23"/>
         </w:rPr>
-        <w:t> </w:t>
-      </w:r>
-      <w:r>
-        <w:rPr/>
+        <w:t xml:space="preserve"> </w:t>
+      </w:r>
+      <w:r>
         <w:t>Arguments</w:t>
       </w:r>
       <w:r>
         <w:rPr>
           <w:spacing w:val="-20"/>
         </w:rPr>
-        <w:t> </w:t>
-      </w:r>
-      <w:r>
-        <w:rPr/>
-        <w:t>--</w:t>
-      </w:r>
-      <w:r>
-        <w:rPr/>
-        <w:t>-Argument 1: echo Argument</w:t>
+        <w:t xml:space="preserve"> </w:t>
+      </w:r>
+      <w:r>
+        <w:t>---Argument 1: echo Argument</w:t>
       </w:r>
       <w:r>
         <w:rPr>
           <w:spacing w:val="-22"/>
         </w:rPr>
-        <w:t> </w:t>
-      </w:r>
-      <w:r>
-        <w:rPr/>
+        <w:t xml:space="preserve"> </w:t>
+      </w:r>
+      <w:r>
         <w:t>2:</w:t>
       </w:r>
       <w:r>
         <w:rPr>
           <w:spacing w:val="-22"/>
         </w:rPr>
-        <w:t> </w:t>
-      </w:r>
-      <w:r>
-        <w:rPr/>
+        <w:t xml:space="preserve"> </w:t>
+      </w:r>
+      <w:r>
         <w:t>Hello</w:t>
       </w:r>
       <w:r>
         <w:rPr>
           <w:spacing w:val="-22"/>
         </w:rPr>
-        <w:t> </w:t>
-      </w:r>
-      <w:r>
-        <w:rPr/>
-        <w:t>balaji Child Process</w:t>
+        <w:t xml:space="preserve"> </w:t>
+      </w:r>
+      <w:r>
+        <w:t>Akhil</w:t>
+      </w:r>
+      <w:r>
+        <w:t xml:space="preserve"> Child Process</w:t>
       </w:r>
     </w:p>
     <w:p>
@@ -1618,24 +1604,22 @@
         <w:ind w:left="514"/>
       </w:pPr>
       <w:r>
-        <w:rPr/>
         <w:t>PID</w:t>
       </w:r>
       <w:r>
         <w:rPr>
           <w:spacing w:val="-3"/>
         </w:rPr>
-        <w:t> </w:t>
-      </w:r>
-      <w:r>
-        <w:rPr/>
+        <w:t xml:space="preserve"> </w:t>
+      </w:r>
+      <w:r>
         <w:t>=</w:t>
       </w:r>
       <w:r>
         <w:rPr>
           <w:spacing w:val="-2"/>
         </w:rPr>
-        <w:t> </w:t>
+        <w:t xml:space="preserve"> </w:t>
       </w:r>
       <w:r>
         <w:rPr>
@@ -1651,20 +1635,19 @@
         <w:ind w:left="514"/>
       </w:pPr>
       <w:r>
-        <w:rPr/>
         <w:t>Hello</w:t>
       </w:r>
       <w:r>
         <w:rPr>
           <w:spacing w:val="-6"/>
         </w:rPr>
-        <w:t> </w:t>
+        <w:t xml:space="preserve"> </w:t>
       </w:r>
       <w:r>
         <w:rPr>
           <w:spacing w:val="-2"/>
         </w:rPr>
-        <w:t>balaji</w:t>
+        <w:t>Akhil</w:t>
       </w:r>
     </w:p>
     <w:p>
@@ -1674,24 +1657,22 @@
         <w:ind w:left="514"/>
       </w:pPr>
       <w:r>
-        <w:rPr/>
         <w:t>Child</w:t>
       </w:r>
       <w:r>
         <w:rPr>
           <w:spacing w:val="-7"/>
         </w:rPr>
-        <w:t> </w:t>
-      </w:r>
-      <w:r>
-        <w:rPr/>
+        <w:t xml:space="preserve"> </w:t>
+      </w:r>
+      <w:r>
         <w:t>process</w:t>
       </w:r>
       <w:r>
         <w:rPr>
           <w:spacing w:val="-7"/>
         </w:rPr>
-        <w:t> </w:t>
+        <w:t xml:space="preserve"> </w:t>
       </w:r>
       <w:r>
         <w:rPr>
@@ -1712,35 +1693,37 @@
         <w:spacing w:before="0"/>
         <w:ind w:left="514"/>
       </w:pPr>
-      <w:r>
-        <w:rPr/>
-        <w:t>myShell&gt;</w:t>
+      <w:proofErr w:type="spellStart"/>
+      <w:r>
+        <w:t>myShell</w:t>
+      </w:r>
+      <w:proofErr w:type="spellEnd"/>
+      <w:r>
+        <w:t>&gt;</w:t>
       </w:r>
       <w:r>
         <w:rPr>
           <w:spacing w:val="-8"/>
         </w:rPr>
-        <w:t> </w:t>
-      </w:r>
-      <w:r>
-        <w:rPr/>
+        <w:t xml:space="preserve"> </w:t>
+      </w:r>
+      <w:r>
         <w:t>echo</w:t>
       </w:r>
       <w:r>
         <w:rPr>
           <w:spacing w:val="-7"/>
         </w:rPr>
-        <w:t> </w:t>
-      </w:r>
-      <w:r>
-        <w:rPr/>
+        <w:t xml:space="preserve"> </w:t>
+      </w:r>
+      <w:r>
         <w:t>'Hello</w:t>
       </w:r>
       <w:r>
         <w:rPr>
           <w:spacing w:val="-3"/>
         </w:rPr>
-        <w:t> </w:t>
+        <w:t xml:space="preserve"> </w:t>
       </w:r>
       <w:r>
         <w:rPr>
@@ -1752,45 +1735,40 @@
     <w:p>
       <w:pPr>
         <w:pStyle w:val="BodyText"/>
-        <w:spacing w:line="290" w:lineRule="auto" w:before="44"/>
+        <w:spacing w:before="44" w:line="290" w:lineRule="auto"/>
         <w:ind w:left="514" w:right="7135"/>
       </w:pPr>
       <w:r>
-        <w:rPr/>
         <w:t>---</w:t>
       </w:r>
       <w:r>
         <w:rPr>
           <w:spacing w:val="-23"/>
         </w:rPr>
-        <w:t> </w:t>
-      </w:r>
-      <w:r>
-        <w:rPr/>
+        <w:t xml:space="preserve"> </w:t>
+      </w:r>
+      <w:r>
         <w:t>Parsed</w:t>
       </w:r>
       <w:r>
         <w:rPr>
           <w:spacing w:val="-23"/>
         </w:rPr>
-        <w:t> </w:t>
-      </w:r>
-      <w:r>
-        <w:rPr/>
+        <w:t xml:space="preserve"> </w:t>
+      </w:r>
+      <w:r>
         <w:t>Arguments</w:t>
       </w:r>
       <w:r>
         <w:rPr>
           <w:spacing w:val="-20"/>
         </w:rPr>
-        <w:t> </w:t>
-      </w:r>
-      <w:r>
-        <w:rPr/>
+        <w:t xml:space="preserve"> </w:t>
+      </w:r>
+      <w:r>
         <w:t>--</w:t>
       </w:r>
       <w:r>
-        <w:rPr/>
         <w:t>-Argument 1: echo Argument 2: Hello World Child Process</w:t>
       </w:r>
     </w:p>
@@ -1801,24 +1779,22 @@
         <w:ind w:left="514"/>
       </w:pPr>
       <w:r>
-        <w:rPr/>
         <w:t>PID</w:t>
       </w:r>
       <w:r>
         <w:rPr>
           <w:spacing w:val="-3"/>
         </w:rPr>
-        <w:t> </w:t>
-      </w:r>
-      <w:r>
-        <w:rPr/>
+        <w:t xml:space="preserve"> </w:t>
+      </w:r>
+      <w:r>
         <w:t>=</w:t>
       </w:r>
       <w:r>
         <w:rPr>
           <w:spacing w:val="-2"/>
         </w:rPr>
-        <w:t> </w:t>
+        <w:t xml:space="preserve"> </w:t>
       </w:r>
       <w:r>
         <w:rPr>
@@ -1834,14 +1810,13 @@
         <w:ind w:left="514"/>
       </w:pPr>
       <w:r>
-        <w:rPr/>
         <w:t>Hello</w:t>
       </w:r>
       <w:r>
         <w:rPr>
           <w:spacing w:val="-6"/>
         </w:rPr>
-        <w:t> </w:t>
+        <w:t xml:space="preserve"> </w:t>
       </w:r>
       <w:r>
         <w:rPr>
@@ -1857,24 +1832,22 @@
         <w:ind w:left="514"/>
       </w:pPr>
       <w:r>
-        <w:rPr/>
         <w:t>Child</w:t>
       </w:r>
       <w:r>
         <w:rPr>
           <w:spacing w:val="-7"/>
         </w:rPr>
-        <w:t> </w:t>
-      </w:r>
-      <w:r>
-        <w:rPr/>
+        <w:t xml:space="preserve"> </w:t>
+      </w:r>
+      <w:r>
         <w:t>process</w:t>
       </w:r>
       <w:r>
         <w:rPr>
           <w:spacing w:val="-7"/>
         </w:rPr>
-        <w:t> </w:t>
+        <w:t xml:space="preserve"> </w:t>
       </w:r>
       <w:r>
         <w:rPr>
@@ -1895,35 +1868,37 @@
         <w:spacing w:before="1"/>
         <w:ind w:left="514"/>
       </w:pPr>
-      <w:r>
-        <w:rPr/>
-        <w:t>myShell&gt;</w:t>
+      <w:proofErr w:type="spellStart"/>
+      <w:r>
+        <w:t>myShell</w:t>
+      </w:r>
+      <w:proofErr w:type="spellEnd"/>
+      <w:r>
+        <w:t>&gt;</w:t>
       </w:r>
       <w:r>
         <w:rPr>
           <w:spacing w:val="-8"/>
         </w:rPr>
-        <w:t> </w:t>
-      </w:r>
-      <w:r>
-        <w:rPr/>
+        <w:t xml:space="preserve"> </w:t>
+      </w:r>
+      <w:r>
         <w:t>echo</w:t>
       </w:r>
       <w:r>
         <w:rPr>
           <w:spacing w:val="-7"/>
         </w:rPr>
-        <w:t> </w:t>
-      </w:r>
-      <w:r>
-        <w:rPr/>
+        <w:t xml:space="preserve"> </w:t>
+      </w:r>
+      <w:r>
         <w:t>"Hello</w:t>
       </w:r>
       <w:r>
         <w:rPr>
           <w:spacing w:val="-3"/>
         </w:rPr>
-        <w:t> </w:t>
+        <w:t xml:space="preserve"> </w:t>
       </w:r>
       <w:r>
         <w:rPr>
@@ -1939,44 +1914,40 @@
         <w:ind w:left="514"/>
       </w:pPr>
       <w:r>
-        <w:rPr/>
         <w:t>Syntax</w:t>
       </w:r>
       <w:r>
         <w:rPr>
           <w:spacing w:val="-8"/>
         </w:rPr>
-        <w:t> </w:t>
-      </w:r>
-      <w:r>
-        <w:rPr/>
+        <w:t xml:space="preserve"> </w:t>
+      </w:r>
+      <w:r>
         <w:t>Error:</w:t>
       </w:r>
       <w:r>
         <w:rPr>
           <w:spacing w:val="-7"/>
         </w:rPr>
-        <w:t> </w:t>
-      </w:r>
-      <w:r>
-        <w:rPr/>
+        <w:t xml:space="preserve"> </w:t>
+      </w:r>
+      <w:r>
         <w:t>Unmatched</w:t>
       </w:r>
       <w:r>
         <w:rPr>
           <w:spacing w:val="-8"/>
         </w:rPr>
-        <w:t> </w:t>
-      </w:r>
-      <w:r>
-        <w:rPr/>
+        <w:t xml:space="preserve"> </w:t>
+      </w:r>
+      <w:r>
         <w:t>double</w:t>
       </w:r>
       <w:r>
         <w:rPr>
           <w:spacing w:val="-5"/>
         </w:rPr>
-        <w:t> </w:t>
+        <w:t xml:space="preserve"> </w:t>
       </w:r>
       <w:r>
         <w:rPr>
@@ -1994,21 +1965,24 @@
     <w:p>
       <w:pPr>
         <w:pStyle w:val="BodyText"/>
-        <w:spacing w:line="292" w:lineRule="auto" w:before="0"/>
+        <w:spacing w:before="0" w:line="292" w:lineRule="auto"/>
         <w:ind w:left="514" w:right="7920"/>
       </w:pPr>
-      <w:r>
-        <w:rPr/>
-        <w:t>myShell&gt; exit Shell</w:t>
+      <w:proofErr w:type="spellStart"/>
+      <w:r>
+        <w:t>myShell</w:t>
+      </w:r>
+      <w:proofErr w:type="spellEnd"/>
+      <w:r>
+        <w:t>&gt; exit Shell</w:t>
       </w:r>
       <w:r>
         <w:rPr>
           <w:spacing w:val="-31"/>
         </w:rPr>
-        <w:t> </w:t>
-      </w:r>
-      <w:r>
-        <w:rPr/>
+        <w:t xml:space="preserve"> </w:t>
+      </w:r>
+      <w:r>
         <w:t>terminated.</w:t>
       </w:r>
     </w:p>
@@ -2020,9 +1994,8 @@
     </w:p>
     <w:p>
       <w:pPr>
-        <w:spacing w:line="292" w:lineRule="auto" w:before="0"/>
-        <w:ind w:left="274" w:right="0" w:firstLine="0"/>
-        <w:jc w:val="left"/>
+        <w:spacing w:line="292" w:lineRule="auto"/>
+        <w:ind w:left="274"/>
         <w:rPr>
           <w:rFonts w:ascii="Arial MT"/>
           <w:sz w:val="20"/>
@@ -2041,7 +2014,7 @@
           <w:spacing w:val="-2"/>
           <w:sz w:val="20"/>
         </w:rPr>
-        <w:t> </w:t>
+        <w:t xml:space="preserve"> </w:t>
       </w:r>
       <w:r>
         <w:rPr>
@@ -2056,7 +2029,7 @@
           <w:spacing w:val="-6"/>
           <w:sz w:val="20"/>
         </w:rPr>
-        <w:t> </w:t>
+        <w:t xml:space="preserve"> </w:t>
       </w:r>
       <w:r>
         <w:rPr>
@@ -2071,7 +2044,7 @@
           <w:spacing w:val="-4"/>
           <w:sz w:val="20"/>
         </w:rPr>
-        <w:t> </w:t>
+        <w:t xml:space="preserve"> </w:t>
       </w:r>
       <w:r>
         <w:rPr>
@@ -2086,7 +2059,7 @@
           <w:spacing w:val="-6"/>
           <w:sz w:val="20"/>
         </w:rPr>
-        <w:t> </w:t>
+        <w:t xml:space="preserve"> </w:t>
       </w:r>
       <w:r>
         <w:rPr>
@@ -2101,7 +2074,7 @@
           <w:spacing w:val="-5"/>
           <w:sz w:val="20"/>
         </w:rPr>
-        <w:t> </w:t>
+        <w:t xml:space="preserve"> </w:t>
       </w:r>
       <w:r>
         <w:rPr>
@@ -2116,7 +2089,7 @@
           <w:spacing w:val="-4"/>
           <w:sz w:val="20"/>
         </w:rPr>
-        <w:t> </w:t>
+        <w:t xml:space="preserve"> </w:t>
       </w:r>
       <w:r>
         <w:rPr>
@@ -2131,7 +2104,7 @@
           <w:spacing w:val="-2"/>
           <w:sz w:val="20"/>
         </w:rPr>
-        <w:t> </w:t>
+        <w:t xml:space="preserve"> </w:t>
       </w:r>
       <w:r>
         <w:rPr>
@@ -2146,7 +2119,7 @@
           <w:spacing w:val="-6"/>
           <w:sz w:val="20"/>
         </w:rPr>
-        <w:t> </w:t>
+        <w:t xml:space="preserve"> </w:t>
       </w:r>
       <w:r>
         <w:rPr>
@@ -2161,7 +2134,7 @@
           <w:spacing w:val="-2"/>
           <w:sz w:val="20"/>
         </w:rPr>
-        <w:t> </w:t>
+        <w:t xml:space="preserve"> </w:t>
       </w:r>
       <w:r>
         <w:rPr>
@@ -2176,7 +2149,7 @@
           <w:spacing w:val="-5"/>
           <w:sz w:val="20"/>
         </w:rPr>
-        <w:t> </w:t>
+        <w:t xml:space="preserve"> </w:t>
       </w:r>
       <w:r>
         <w:rPr>
@@ -2191,7 +2164,7 @@
           <w:spacing w:val="-3"/>
           <w:sz w:val="20"/>
         </w:rPr>
-        <w:t> </w:t>
+        <w:t xml:space="preserve"> </w:t>
       </w:r>
       <w:r>
         <w:rPr>
@@ -2206,7 +2179,7 @@
           <w:spacing w:val="-3"/>
           <w:sz w:val="20"/>
         </w:rPr>
-        <w:t> </w:t>
+        <w:t xml:space="preserve"> </w:t>
       </w:r>
       <w:r>
         <w:rPr>
@@ -2221,7 +2194,7 @@
           <w:spacing w:val="-3"/>
           <w:sz w:val="20"/>
         </w:rPr>
-        <w:t> </w:t>
+        <w:t xml:space="preserve"> </w:t>
       </w:r>
       <w:r>
         <w:rPr>
@@ -2236,7 +2209,7 @@
           <w:spacing w:val="-4"/>
           <w:sz w:val="20"/>
         </w:rPr>
-        <w:t> </w:t>
+        <w:t xml:space="preserve"> </w:t>
       </w:r>
       <w:r>
         <w:rPr>
@@ -2251,7 +2224,7 @@
           <w:spacing w:val="-3"/>
           <w:sz w:val="20"/>
         </w:rPr>
-        <w:t> </w:t>
+        <w:t xml:space="preserve"> </w:t>
       </w:r>
       <w:r>
         <w:rPr>
@@ -2266,7 +2239,7 @@
           <w:spacing w:val="-3"/>
           <w:sz w:val="20"/>
         </w:rPr>
-        <w:t> </w:t>
+        <w:t xml:space="preserve"> </w:t>
       </w:r>
       <w:r>
         <w:rPr>
@@ -2281,7 +2254,7 @@
           <w:spacing w:val="-1"/>
           <w:sz w:val="20"/>
         </w:rPr>
-        <w:t> </w:t>
+        <w:t xml:space="preserve"> </w:t>
       </w:r>
       <w:r>
         <w:rPr>
@@ -2293,21 +2266,22 @@
     </w:p>
     <w:sectPr>
       <w:pgSz w:w="11920" w:h="16850"/>
-      <w:pgMar w:top="780" w:bottom="280" w:left="566" w:right="992"/>
+      <w:pgMar w:top="780" w:right="992" w:bottom="280" w:left="566" w:header="720" w:footer="720" w:gutter="0"/>
+      <w:cols w:space="720"/>
     </w:sectPr>
   </w:body>
 </w:document>
 </file>
 
 <file path=word/styles.xml><?xml version="1.0" encoding="utf-8"?>
-<w:styles xmlns:r="http://schemas.openxmlformats.org/officeDocument/2006/relationships" xmlns:w="http://schemas.openxmlformats.org/wordprocessingml/2006/main">
+<w:styles xmlns:mc="http://schemas.openxmlformats.org/markup-compatibility/2006" xmlns:r="http://schemas.openxmlformats.org/officeDocument/2006/relationships" xmlns:w="http://schemas.openxmlformats.org/wordprocessingml/2006/main" xmlns:w14="http://schemas.microsoft.com/office/word/2010/wordml" xmlns:w15="http://schemas.microsoft.com/office/word/2012/wordml" xmlns:w16cex="http://schemas.microsoft.com/office/word/2018/wordml/cex" xmlns:w16cid="http://schemas.microsoft.com/office/word/2016/wordml/cid" xmlns:w16="http://schemas.microsoft.com/office/word/2018/wordml" xmlns:w16du="http://schemas.microsoft.com/office/word/2023/wordml/word16du" xmlns:w16sdtdh="http://schemas.microsoft.com/office/word/2020/wordml/sdtdatahash" xmlns:w16sdtfl="http://schemas.microsoft.com/office/word/2024/wordml/sdtformatlock" xmlns:w16se="http://schemas.microsoft.com/office/word/2015/wordml/symex" mc:Ignorable="w14 w15 w16se w16cid w16 w16cex w16sdtdh w16sdtfl w16du">
   <w:docDefaults>
     <w:rPrDefault>
       <w:rPr>
-        <w:rFonts w:cstheme="minorBidi" w:hAnsiTheme="minorHAnsi" w:eastAsiaTheme="minorHAnsi" w:asciiTheme="minorHAnsi"/>
+        <w:rFonts w:asciiTheme="minorHAnsi" w:eastAsiaTheme="minorHAnsi" w:hAnsiTheme="minorHAnsi" w:cstheme="minorBidi"/>
         <w:sz w:val="22"/>
         <w:szCs w:val="22"/>
-        <w:lang w:val="en-US" w:bidi="ar-SA" w:eastAsia="en-US"/>
+        <w:lang w:val="en-US" w:eastAsia="en-US" w:bidi="ar-SA"/>
       </w:rPr>
     </w:rPrDefault>
     <w:pPrDefault>
@@ -2315,51 +2289,478 @@
         <w:widowControl w:val="0"/>
         <w:autoSpaceDE w:val="0"/>
         <w:autoSpaceDN w:val="0"/>
-        <w:spacing w:lineRule="auto" w:line="240" w:before="0" w:after="0"/>
-        <w:ind w:left="0" w:right="0"/>
-        <w:jc w:val="left"/>
       </w:pPr>
     </w:pPrDefault>
   </w:docDefaults>
-  <w:style w:styleId="DefaultParagraphFont" w:default="1" w:type="character">
+  <w:latentStyles w:defLockedState="0" w:defUIPriority="99" w:defSemiHidden="0" w:defUnhideWhenUsed="0" w:defQFormat="0" w:count="376">
+    <w:lsdException w:name="Normal" w:uiPriority="0" w:qFormat="1"/>
+    <w:lsdException w:name="heading 1" w:uiPriority="9" w:qFormat="1"/>
+    <w:lsdException w:name="heading 2" w:semiHidden="1" w:uiPriority="9" w:unhideWhenUsed="1" w:qFormat="1"/>
+    <w:lsdException w:name="heading 3" w:semiHidden="1" w:uiPriority="9" w:unhideWhenUsed="1" w:qFormat="1"/>
+    <w:lsdException w:name="heading 4" w:semiHidden="1" w:uiPriority="9" w:unhideWhenUsed="1" w:qFormat="1"/>
+    <w:lsdException w:name="heading 5" w:semiHidden="1" w:uiPriority="9" w:unhideWhenUsed="1" w:qFormat="1"/>
+    <w:lsdException w:name="heading 6" w:semiHidden="1" w:uiPriority="9" w:unhideWhenUsed="1" w:qFormat="1"/>
+    <w:lsdException w:name="heading 7" w:semiHidden="1" w:uiPriority="9" w:unhideWhenUsed="1" w:qFormat="1"/>
+    <w:lsdException w:name="heading 8" w:semiHidden="1" w:uiPriority="9" w:unhideWhenUsed="1" w:qFormat="1"/>
+    <w:lsdException w:name="heading 9" w:semiHidden="1" w:uiPriority="9" w:unhideWhenUsed="1" w:qFormat="1"/>
+    <w:lsdException w:name="index 1" w:semiHidden="1" w:unhideWhenUsed="1"/>
+    <w:lsdException w:name="index 2" w:semiHidden="1" w:unhideWhenUsed="1"/>
+    <w:lsdException w:name="index 3" w:semiHidden="1" w:unhideWhenUsed="1"/>
+    <w:lsdException w:name="index 4" w:semiHidden="1" w:unhideWhenUsed="1"/>
+    <w:lsdException w:name="index 5" w:semiHidden="1" w:unhideWhenUsed="1"/>
+    <w:lsdException w:name="index 6" w:semiHidden="1" w:unhideWhenUsed="1"/>
+    <w:lsdException w:name="index 7" w:semiHidden="1" w:unhideWhenUsed="1"/>
+    <w:lsdException w:name="index 8" w:semiHidden="1" w:unhideWhenUsed="1"/>
+    <w:lsdException w:name="index 9" w:semiHidden="1" w:unhideWhenUsed="1"/>
+    <w:lsdException w:name="toc 1" w:semiHidden="1" w:uiPriority="39" w:unhideWhenUsed="1"/>
+    <w:lsdException w:name="toc 2" w:semiHidden="1" w:uiPriority="39" w:unhideWhenUsed="1"/>
+    <w:lsdException w:name="toc 3" w:semiHidden="1" w:uiPriority="39" w:unhideWhenUsed="1"/>
+    <w:lsdException w:name="toc 4" w:semiHidden="1" w:uiPriority="39" w:unhideWhenUsed="1"/>
+    <w:lsdException w:name="toc 5" w:semiHidden="1" w:uiPriority="39" w:unhideWhenUsed="1"/>
+    <w:lsdException w:name="toc 6" w:semiHidden="1" w:uiPriority="39" w:unhideWhenUsed="1"/>
+    <w:lsdException w:name="toc 7" w:semiHidden="1" w:uiPriority="39" w:unhideWhenUsed="1"/>
+    <w:lsdException w:name="toc 8" w:semiHidden="1" w:uiPriority="39" w:unhideWhenUsed="1"/>
+    <w:lsdException w:name="toc 9" w:semiHidden="1" w:uiPriority="39" w:unhideWhenUsed="1"/>
+    <w:lsdException w:name="Normal Indent" w:semiHidden="1" w:unhideWhenUsed="1"/>
+    <w:lsdException w:name="footnote text" w:semiHidden="1" w:unhideWhenUsed="1"/>
+    <w:lsdException w:name="annotation text" w:semiHidden="1" w:unhideWhenUsed="1"/>
+    <w:lsdException w:name="header" w:semiHidden="1" w:unhideWhenUsed="1"/>
+    <w:lsdException w:name="footer" w:semiHidden="1" w:unhideWhenUsed="1"/>
+    <w:lsdException w:name="index heading" w:semiHidden="1" w:unhideWhenUsed="1"/>
+    <w:lsdException w:name="caption" w:semiHidden="1" w:uiPriority="35" w:unhideWhenUsed="1" w:qFormat="1"/>
+    <w:lsdException w:name="table of figures" w:semiHidden="1" w:unhideWhenUsed="1"/>
+    <w:lsdException w:name="envelope address" w:semiHidden="1" w:unhideWhenUsed="1"/>
+    <w:lsdException w:name="envelope return" w:semiHidden="1" w:unhideWhenUsed="1"/>
+    <w:lsdException w:name="footnote reference" w:semiHidden="1" w:unhideWhenUsed="1"/>
+    <w:lsdException w:name="annotation reference" w:semiHidden="1" w:unhideWhenUsed="1"/>
+    <w:lsdException w:name="line number" w:semiHidden="1" w:unhideWhenUsed="1"/>
+    <w:lsdException w:name="page number" w:semiHidden="1" w:unhideWhenUsed="1"/>
+    <w:lsdException w:name="endnote reference" w:semiHidden="1" w:unhideWhenUsed="1"/>
+    <w:lsdException w:name="endnote text" w:semiHidden="1" w:unhideWhenUsed="1"/>
+    <w:lsdException w:name="table of authorities" w:semiHidden="1" w:unhideWhenUsed="1"/>
+    <w:lsdException w:name="macro" w:semiHidden="1" w:unhideWhenUsed="1"/>
+    <w:lsdException w:name="toa heading" w:semiHidden="1" w:unhideWhenUsed="1"/>
+    <w:lsdException w:name="List" w:semiHidden="1" w:unhideWhenUsed="1"/>
+    <w:lsdException w:name="List Bullet" w:semiHidden="1" w:unhideWhenUsed="1"/>
+    <w:lsdException w:name="List Number" w:semiHidden="1" w:unhideWhenUsed="1"/>
+    <w:lsdException w:name="List 2" w:semiHidden="1" w:unhideWhenUsed="1"/>
+    <w:lsdException w:name="List 3" w:semiHidden="1" w:unhideWhenUsed="1"/>
+    <w:lsdException w:name="List 4" w:semiHidden="1" w:unhideWhenUsed="1"/>
+    <w:lsdException w:name="List 5" w:semiHidden="1" w:unhideWhenUsed="1"/>
+    <w:lsdException w:name="List Bullet 2" w:semiHidden="1" w:unhideWhenUsed="1"/>
+    <w:lsdException w:name="List Bullet 3" w:semiHidden="1" w:unhideWhenUsed="1"/>
+    <w:lsdException w:name="List Bullet 4" w:semiHidden="1" w:unhideWhenUsed="1"/>
+    <w:lsdException w:name="List Bullet 5" w:semiHidden="1" w:unhideWhenUsed="1"/>
+    <w:lsdException w:name="List Number 2" w:semiHidden="1" w:unhideWhenUsed="1"/>
+    <w:lsdException w:name="List Number 3" w:semiHidden="1" w:unhideWhenUsed="1"/>
+    <w:lsdException w:name="List Number 4" w:semiHidden="1" w:unhideWhenUsed="1"/>
+    <w:lsdException w:name="List Number 5" w:semiHidden="1" w:unhideWhenUsed="1"/>
+    <w:lsdException w:name="Title" w:uiPriority="10" w:qFormat="1"/>
+    <w:lsdException w:name="Closing" w:semiHidden="1" w:unhideWhenUsed="1"/>
+    <w:lsdException w:name="Signature" w:semiHidden="1" w:unhideWhenUsed="1"/>
+    <w:lsdException w:name="Default Paragraph Font" w:semiHidden="1" w:uiPriority="1" w:unhideWhenUsed="1"/>
+    <w:lsdException w:name="Body Text" w:semiHidden="1" w:unhideWhenUsed="1"/>
+    <w:lsdException w:name="Body Text Indent" w:semiHidden="1" w:unhideWhenUsed="1"/>
+    <w:lsdException w:name="List Continue" w:semiHidden="1" w:unhideWhenUsed="1"/>
+    <w:lsdException w:name="List Continue 2" w:semiHidden="1" w:unhideWhenUsed="1"/>
+    <w:lsdException w:name="List Continue 3" w:semiHidden="1" w:unhideWhenUsed="1"/>
+    <w:lsdException w:name="List Continue 4" w:semiHidden="1" w:unhideWhenUsed="1"/>
+    <w:lsdException w:name="List Continue 5" w:semiHidden="1" w:unhideWhenUsed="1"/>
+    <w:lsdException w:name="Message Header" w:semiHidden="1" w:unhideWhenUsed="1"/>
+    <w:lsdException w:name="Subtitle" w:uiPriority="11" w:qFormat="1"/>
+    <w:lsdException w:name="Salutation" w:semiHidden="1" w:unhideWhenUsed="1"/>
+    <w:lsdException w:name="Date" w:semiHidden="1" w:unhideWhenUsed="1"/>
+    <w:lsdException w:name="Body Text First Indent" w:semiHidden="1" w:unhideWhenUsed="1"/>
+    <w:lsdException w:name="Body Text First Indent 2" w:semiHidden="1" w:unhideWhenUsed="1"/>
+    <w:lsdException w:name="Note Heading" w:semiHidden="1" w:unhideWhenUsed="1"/>
+    <w:lsdException w:name="Body Text 2" w:semiHidden="1" w:unhideWhenUsed="1"/>
+    <w:lsdException w:name="Body Text 3" w:semiHidden="1" w:unhideWhenUsed="1"/>
+    <w:lsdException w:name="Body Text Indent 2" w:semiHidden="1" w:unhideWhenUsed="1"/>
+    <w:lsdException w:name="Body Text Indent 3" w:semiHidden="1" w:unhideWhenUsed="1"/>
+    <w:lsdException w:name="Block Text" w:semiHidden="1" w:unhideWhenUsed="1"/>
+    <w:lsdException w:name="Hyperlink" w:semiHidden="1" w:unhideWhenUsed="1"/>
+    <w:lsdException w:name="FollowedHyperlink" w:semiHidden="1" w:unhideWhenUsed="1"/>
+    <w:lsdException w:name="Strong" w:uiPriority="22" w:qFormat="1"/>
+    <w:lsdException w:name="Emphasis" w:uiPriority="20" w:qFormat="1"/>
+    <w:lsdException w:name="Document Map" w:semiHidden="1" w:unhideWhenUsed="1"/>
+    <w:lsdException w:name="Plain Text" w:semiHidden="1" w:unhideWhenUsed="1"/>
+    <w:lsdException w:name="E-mail Signature" w:semiHidden="1" w:unhideWhenUsed="1"/>
+    <w:lsdException w:name="HTML Top of Form" w:semiHidden="1" w:unhideWhenUsed="1"/>
+    <w:lsdException w:name="HTML Bottom of Form" w:semiHidden="1" w:unhideWhenUsed="1"/>
+    <w:lsdException w:name="Normal (Web)" w:semiHidden="1" w:unhideWhenUsed="1"/>
+    <w:lsdException w:name="HTML Acronym" w:semiHidden="1" w:unhideWhenUsed="1"/>
+    <w:lsdException w:name="HTML Address" w:semiHidden="1" w:unhideWhenUsed="1"/>
+    <w:lsdException w:name="HTML Cite" w:semiHidden="1" w:unhideWhenUsed="1"/>
+    <w:lsdException w:name="HTML Code" w:semiHidden="1" w:unhideWhenUsed="1"/>
+    <w:lsdException w:name="HTML Definition" w:semiHidden="1" w:unhideWhenUsed="1"/>
+    <w:lsdException w:name="HTML Keyboard" w:semiHidden="1" w:unhideWhenUsed="1"/>
+    <w:lsdException w:name="HTML Preformatted" w:semiHidden="1" w:unhideWhenUsed="1"/>
+    <w:lsdException w:name="HTML Sample" w:semiHidden="1" w:unhideWhenUsed="1"/>
+    <w:lsdException w:name="HTML Typewriter" w:semiHidden="1" w:unhideWhenUsed="1"/>
+    <w:lsdException w:name="HTML Variable" w:semiHidden="1" w:unhideWhenUsed="1"/>
+    <w:lsdException w:name="Normal Table" w:semiHidden="1" w:unhideWhenUsed="1"/>
+    <w:lsdException w:name="annotation subject" w:semiHidden="1" w:unhideWhenUsed="1"/>
+    <w:lsdException w:name="No List" w:semiHidden="1" w:unhideWhenUsed="1"/>
+    <w:lsdException w:name="Outline List 1" w:semiHidden="1" w:unhideWhenUsed="1"/>
+    <w:lsdException w:name="Outline List 2" w:semiHidden="1" w:unhideWhenUsed="1"/>
+    <w:lsdException w:name="Outline List 3" w:semiHidden="1" w:unhideWhenUsed="1"/>
+    <w:lsdException w:name="Table Simple 1" w:semiHidden="1" w:unhideWhenUsed="1"/>
+    <w:lsdException w:name="Table Simple 2" w:semiHidden="1" w:unhideWhenUsed="1"/>
+    <w:lsdException w:name="Table Simple 3" w:semiHidden="1" w:unhideWhenUsed="1"/>
+    <w:lsdException w:name="Table Classic 1" w:semiHidden="1" w:unhideWhenUsed="1"/>
+    <w:lsdException w:name="Table Classic 2" w:semiHidden="1" w:unhideWhenUsed="1"/>
+    <w:lsdException w:name="Table Classic 3" w:semiHidden="1" w:unhideWhenUsed="1"/>
+    <w:lsdException w:name="Table Classic 4" w:semiHidden="1" w:unhideWhenUsed="1"/>
+    <w:lsdException w:name="Table Colorful 1" w:semiHidden="1" w:unhideWhenUsed="1"/>
+    <w:lsdException w:name="Table Colorful 2" w:semiHidden="1" w:unhideWhenUsed="1"/>
+    <w:lsdException w:name="Table Colorful 3" w:semiHidden="1" w:unhideWhenUsed="1"/>
+    <w:lsdException w:name="Table Columns 1" w:semiHidden="1" w:unhideWhenUsed="1"/>
+    <w:lsdException w:name="Table Columns 2" w:semiHidden="1" w:unhideWhenUsed="1"/>
+    <w:lsdException w:name="Table Columns 3" w:semiHidden="1" w:unhideWhenUsed="1"/>
+    <w:lsdException w:name="Table Columns 4" w:semiHidden="1" w:unhideWhenUsed="1"/>
+    <w:lsdException w:name="Table Columns 5" w:semiHidden="1" w:unhideWhenUsed="1"/>
+    <w:lsdException w:name="Table Grid 1" w:semiHidden="1" w:unhideWhenUsed="1"/>
+    <w:lsdException w:name="Table Grid 2" w:semiHidden="1" w:unhideWhenUsed="1"/>
+    <w:lsdException w:name="Table Grid 3" w:semiHidden="1" w:unhideWhenUsed="1"/>
+    <w:lsdException w:name="Table Grid 4" w:semiHidden="1" w:unhideWhenUsed="1"/>
+    <w:lsdException w:name="Table Grid 5" w:semiHidden="1" w:unhideWhenUsed="1"/>
+    <w:lsdException w:name="Table Grid 6" w:semiHidden="1" w:unhideWhenUsed="1"/>
+    <w:lsdException w:name="Table Grid 7" w:semiHidden="1" w:unhideWhenUsed="1"/>
+    <w:lsdException w:name="Table Grid 8" w:semiHidden="1" w:unhideWhenUsed="1"/>
+    <w:lsdException w:name="Table List 1" w:semiHidden="1" w:unhideWhenUsed="1"/>
+    <w:lsdException w:name="Table List 2" w:semiHidden="1" w:unhideWhenUsed="1"/>
+    <w:lsdException w:name="Table List 3" w:semiHidden="1" w:unhideWhenUsed="1"/>
+    <w:lsdException w:name="Table List 4" w:semiHidden="1" w:unhideWhenUsed="1"/>
+    <w:lsdException w:name="Table List 5" w:semiHidden="1" w:unhideWhenUsed="1"/>
+    <w:lsdException w:name="Table List 6" w:semiHidden="1" w:unhideWhenUsed="1"/>
+    <w:lsdException w:name="Table List 7" w:semiHidden="1" w:unhideWhenUsed="1"/>
+    <w:lsdException w:name="Table List 8" w:semiHidden="1" w:unhideWhenUsed="1"/>
+    <w:lsdException w:name="Table 3D effects 1" w:semiHidden="1" w:unhideWhenUsed="1"/>
+    <w:lsdException w:name="Table 3D effects 2" w:semiHidden="1" w:unhideWhenUsed="1"/>
+    <w:lsdException w:name="Table 3D effects 3" w:semiHidden="1" w:unhideWhenUsed="1"/>
+    <w:lsdException w:name="Table Contemporary" w:semiHidden="1" w:unhideWhenUsed="1"/>
+    <w:lsdException w:name="Table Elegant" w:semiHidden="1" w:unhideWhenUsed="1"/>
+    <w:lsdException w:name="Table Professional" w:semiHidden="1" w:unhideWhenUsed="1"/>
+    <w:lsdException w:name="Table Subtle 1" w:semiHidden="1" w:unhideWhenUsed="1"/>
+    <w:lsdException w:name="Table Subtle 2" w:semiHidden="1" w:unhideWhenUsed="1"/>
+    <w:lsdException w:name="Table Web 1" w:semiHidden="1" w:unhideWhenUsed="1"/>
+    <w:lsdException w:name="Table Web 2" w:semiHidden="1" w:unhideWhenUsed="1"/>
+    <w:lsdException w:name="Table Web 3" w:semiHidden="1" w:unhideWhenUsed="1"/>
+    <w:lsdException w:name="Balloon Text" w:semiHidden="1" w:unhideWhenUsed="1"/>
+    <w:lsdException w:name="Table Grid" w:uiPriority="39"/>
+    <w:lsdException w:name="Table Theme" w:semiHidden="1" w:unhideWhenUsed="1"/>
+    <w:lsdException w:name="Placeholder Text" w:semiHidden="1"/>
+    <w:lsdException w:name="No Spacing" w:uiPriority="1" w:qFormat="1"/>
+    <w:lsdException w:name="Light Shading" w:uiPriority="60"/>
+    <w:lsdException w:name="Light List" w:uiPriority="61"/>
+    <w:lsdException w:name="Light Grid" w:uiPriority="62"/>
+    <w:lsdException w:name="Medium Shading 1" w:uiPriority="63"/>
+    <w:lsdException w:name="Medium Shading 2" w:uiPriority="64"/>
+    <w:lsdException w:name="Medium List 1" w:uiPriority="65"/>
+    <w:lsdException w:name="Medium List 2" w:uiPriority="66"/>
+    <w:lsdException w:name="Medium Grid 1" w:uiPriority="67"/>
+    <w:lsdException w:name="Medium Grid 2" w:uiPriority="68"/>
+    <w:lsdException w:name="Medium Grid 3" w:uiPriority="69"/>
+    <w:lsdException w:name="Dark List" w:uiPriority="70"/>
+    <w:lsdException w:name="Colorful Shading" w:uiPriority="71"/>
+    <w:lsdException w:name="Colorful List" w:uiPriority="72"/>
+    <w:lsdException w:name="Colorful Grid" w:uiPriority="73"/>
+    <w:lsdException w:name="Light Shading Accent 1" w:uiPriority="60"/>
+    <w:lsdException w:name="Light List Accent 1" w:uiPriority="61"/>
+    <w:lsdException w:name="Light Grid Accent 1" w:uiPriority="62"/>
+    <w:lsdException w:name="Medium Shading 1 Accent 1" w:uiPriority="63"/>
+    <w:lsdException w:name="Medium Shading 2 Accent 1" w:uiPriority="64"/>
+    <w:lsdException w:name="Medium List 1 Accent 1" w:uiPriority="65"/>
+    <w:lsdException w:name="Revision" w:semiHidden="1"/>
+    <w:lsdException w:name="List Paragraph" w:uiPriority="34" w:qFormat="1"/>
+    <w:lsdException w:name="Quote" w:uiPriority="29" w:qFormat="1"/>
+    <w:lsdException w:name="Intense Quote" w:uiPriority="30" w:qFormat="1"/>
+    <w:lsdException w:name="Medium List 2 Accent 1" w:uiPriority="66"/>
+    <w:lsdException w:name="Medium Grid 1 Accent 1" w:uiPriority="67"/>
+    <w:lsdException w:name="Medium Grid 2 Accent 1" w:uiPriority="68"/>
+    <w:lsdException w:name="Medium Grid 3 Accent 1" w:uiPriority="69"/>
+    <w:lsdException w:name="Dark List Accent 1" w:uiPriority="70"/>
+    <w:lsdException w:name="Colorful Shading Accent 1" w:uiPriority="71"/>
+    <w:lsdException w:name="Colorful List Accent 1" w:uiPriority="72"/>
+    <w:lsdException w:name="Colorful Grid Accent 1" w:uiPriority="73"/>
+    <w:lsdException w:name="Light Shading Accent 2" w:uiPriority="60"/>
+    <w:lsdException w:name="Light List Accent 2" w:uiPriority="61"/>
+    <w:lsdException w:name="Light Grid Accent 2" w:uiPriority="62"/>
+    <w:lsdException w:name="Medium Shading 1 Accent 2" w:uiPriority="63"/>
+    <w:lsdException w:name="Medium Shading 2 Accent 2" w:uiPriority="64"/>
+    <w:lsdException w:name="Medium List 1 Accent 2" w:uiPriority="65"/>
+    <w:lsdException w:name="Medium List 2 Accent 2" w:uiPriority="66"/>
+    <w:lsdException w:name="Medium Grid 1 Accent 2" w:uiPriority="67"/>
+    <w:lsdException w:name="Medium Grid 2 Accent 2" w:uiPriority="68"/>
+    <w:lsdException w:name="Medium Grid 3 Accent 2" w:uiPriority="69"/>
+    <w:lsdException w:name="Dark List Accent 2" w:uiPriority="70"/>
+    <w:lsdException w:name="Colorful Shading Accent 2" w:uiPriority="71"/>
+    <w:lsdException w:name="Colorful List Accent 2" w:uiPriority="72"/>
+    <w:lsdException w:name="Colorful Grid Accent 2" w:uiPriority="73"/>
+    <w:lsdException w:name="Light Shading Accent 3" w:uiPriority="60"/>
+    <w:lsdException w:name="Light List Accent 3" w:uiPriority="61"/>
+    <w:lsdException w:name="Light Grid Accent 3" w:uiPriority="62"/>
+    <w:lsdException w:name="Medium Shading 1 Accent 3" w:uiPriority="63"/>
+    <w:lsdException w:name="Medium Shading 2 Accent 3" w:uiPriority="64"/>
+    <w:lsdException w:name="Medium List 1 Accent 3" w:uiPriority="65"/>
+    <w:lsdException w:name="Medium List 2 Accent 3" w:uiPriority="66"/>
+    <w:lsdException w:name="Medium Grid 1 Accent 3" w:uiPriority="67"/>
+    <w:lsdException w:name="Medium Grid 2 Accent 3" w:uiPriority="68"/>
+    <w:lsdException w:name="Medium Grid 3 Accent 3" w:uiPriority="69"/>
+    <w:lsdException w:name="Dark List Accent 3" w:uiPriority="70"/>
+    <w:lsdException w:name="Colorful Shading Accent 3" w:uiPriority="71"/>
+    <w:lsdException w:name="Colorful List Accent 3" w:uiPriority="72"/>
+    <w:lsdException w:name="Colorful Grid Accent 3" w:uiPriority="73"/>
+    <w:lsdException w:name="Light Shading Accent 4" w:uiPriority="60"/>
+    <w:lsdException w:name="Light List Accent 4" w:uiPriority="61"/>
+    <w:lsdException w:name="Light Grid Accent 4" w:uiPriority="62"/>
+    <w:lsdException w:name="Medium Shading 1 Accent 4" w:uiPriority="63"/>
+    <w:lsdException w:name="Medium Shading 2 Accent 4" w:uiPriority="64"/>
+    <w:lsdException w:name="Medium List 1 Accent 4" w:uiPriority="65"/>
+    <w:lsdException w:name="Medium List 2 Accent 4" w:uiPriority="66"/>
+    <w:lsdException w:name="Medium Grid 1 Accent 4" w:uiPriority="67"/>
+    <w:lsdException w:name="Medium Grid 2 Accent 4" w:uiPriority="68"/>
+    <w:lsdException w:name="Medium Grid 3 Accent 4" w:uiPriority="69"/>
+    <w:lsdException w:name="Dark List Accent 4" w:uiPriority="70"/>
+    <w:lsdException w:name="Colorful Shading Accent 4" w:uiPriority="71"/>
+    <w:lsdException w:name="Colorful List Accent 4" w:uiPriority="72"/>
+    <w:lsdException w:name="Colorful Grid Accent 4" w:uiPriority="73"/>
+    <w:lsdException w:name="Light Shading Accent 5" w:uiPriority="60"/>
+    <w:lsdException w:name="Light List Accent 5" w:uiPriority="61"/>
+    <w:lsdException w:name="Light Grid Accent 5" w:uiPriority="62"/>
+    <w:lsdException w:name="Medium Shading 1 Accent 5" w:uiPriority="63"/>
+    <w:lsdException w:name="Medium Shading 2 Accent 5" w:uiPriority="64"/>
+    <w:lsdException w:name="Medium List 1 Accent 5" w:uiPriority="65"/>
+    <w:lsdException w:name="Medium List 2 Accent 5" w:uiPriority="66"/>
+    <w:lsdException w:name="Medium Grid 1 Accent 5" w:uiPriority="67"/>
+    <w:lsdException w:name="Medium Grid 2 Accent 5" w:uiPriority="68"/>
+    <w:lsdException w:name="Medium Grid 3 Accent 5" w:uiPriority="69"/>
+    <w:lsdException w:name="Dark List Accent 5" w:uiPriority="70"/>
+    <w:lsdException w:name="Colorful Shading Accent 5" w:uiPriority="71"/>
+    <w:lsdException w:name="Colorful List Accent 5" w:uiPriority="72"/>
+    <w:lsdException w:name="Colorful Grid Accent 5" w:uiPriority="73"/>
+    <w:lsdException w:name="Light Shading Accent 6" w:uiPriority="60"/>
+    <w:lsdException w:name="Light List Accent 6" w:uiPriority="61"/>
+    <w:lsdException w:name="Light Grid Accent 6" w:uiPriority="62"/>
+    <w:lsdException w:name="Medium Shading 1 Accent 6" w:uiPriority="63"/>
+    <w:lsdException w:name="Medium Shading 2 Accent 6" w:uiPriority="64"/>
+    <w:lsdException w:name="Medium List 1 Accent 6" w:uiPriority="65"/>
+    <w:lsdException w:name="Medium List 2 Accent 6" w:uiPriority="66"/>
+    <w:lsdException w:name="Medium Grid 1 Accent 6" w:uiPriority="67"/>
+    <w:lsdException w:name="Medium Grid 2 Accent 6" w:uiPriority="68"/>
+    <w:lsdException w:name="Medium Grid 3 Accent 6" w:uiPriority="69"/>
+    <w:lsdException w:name="Dark List Accent 6" w:uiPriority="70"/>
+    <w:lsdException w:name="Colorful Shading Accent 6" w:uiPriority="71"/>
+    <w:lsdException w:name="Colorful List Accent 6" w:uiPriority="72"/>
+    <w:lsdException w:name="Colorful Grid Accent 6" w:uiPriority="73"/>
+    <w:lsdException w:name="Subtle Emphasis" w:uiPriority="19" w:qFormat="1"/>
+    <w:lsdException w:name="Intense Emphasis" w:uiPriority="21" w:qFormat="1"/>
+    <w:lsdException w:name="Subtle Reference" w:uiPriority="31" w:qFormat="1"/>
+    <w:lsdException w:name="Intense Reference" w:uiPriority="32" w:qFormat="1"/>
+    <w:lsdException w:name="Book Title" w:uiPriority="33" w:qFormat="1"/>
+    <w:lsdException w:name="Bibliography" w:semiHidden="1" w:uiPriority="37" w:unhideWhenUsed="1"/>
+    <w:lsdException w:name="TOC Heading" w:semiHidden="1" w:uiPriority="39" w:unhideWhenUsed="1" w:qFormat="1"/>
+    <w:lsdException w:name="Plain Table 1" w:uiPriority="41"/>
+    <w:lsdException w:name="Plain Table 2" w:uiPriority="42"/>
+    <w:lsdException w:name="Plain Table 3" w:uiPriority="43"/>
+    <w:lsdException w:name="Plain Table 4" w:uiPriority="44"/>
+    <w:lsdException w:name="Plain Table 5" w:uiPriority="45"/>
+    <w:lsdException w:name="Grid Table Light" w:uiPriority="40"/>
+    <w:lsdException w:name="Grid Table 1 Light" w:uiPriority="46"/>
+    <w:lsdException w:name="Grid Table 2" w:uiPriority="47"/>
+    <w:lsdException w:name="Grid Table 3" w:uiPriority="48"/>
+    <w:lsdException w:name="Grid Table 4" w:uiPriority="49"/>
+    <w:lsdException w:name="Grid Table 5 Dark" w:uiPriority="50"/>
+    <w:lsdException w:name="Grid Table 6 Colorful" w:uiPriority="51"/>
+    <w:lsdException w:name="Grid Table 7 Colorful" w:uiPriority="52"/>
+    <w:lsdException w:name="Grid Table 1 Light Accent 1" w:uiPriority="46"/>
+    <w:lsdException w:name="Grid Table 2 Accent 1" w:uiPriority="47"/>
+    <w:lsdException w:name="Grid Table 3 Accent 1" w:uiPriority="48"/>
+    <w:lsdException w:name="Grid Table 4 Accent 1" w:uiPriority="49"/>
+    <w:lsdException w:name="Grid Table 5 Dark Accent 1" w:uiPriority="50"/>
+    <w:lsdException w:name="Grid Table 6 Colorful Accent 1" w:uiPriority="51"/>
+    <w:lsdException w:name="Grid Table 7 Colorful Accent 1" w:uiPriority="52"/>
+    <w:lsdException w:name="Grid Table 1 Light Accent 2" w:uiPriority="46"/>
+    <w:lsdException w:name="Grid Table 2 Accent 2" w:uiPriority="47"/>
+    <w:lsdException w:name="Grid Table 3 Accent 2" w:uiPriority="48"/>
+    <w:lsdException w:name="Grid Table 4 Accent 2" w:uiPriority="49"/>
+    <w:lsdException w:name="Grid Table 5 Dark Accent 2" w:uiPriority="50"/>
+    <w:lsdException w:name="Grid Table 6 Colorful Accent 2" w:uiPriority="51"/>
+    <w:lsdException w:name="Grid Table 7 Colorful Accent 2" w:uiPriority="52"/>
+    <w:lsdException w:name="Grid Table 1 Light Accent 3" w:uiPriority="46"/>
+    <w:lsdException w:name="Grid Table 2 Accent 3" w:uiPriority="47"/>
+    <w:lsdException w:name="Grid Table 3 Accent 3" w:uiPriority="48"/>
+    <w:lsdException w:name="Grid Table 4 Accent 3" w:uiPriority="49"/>
+    <w:lsdException w:name="Grid Table 5 Dark Accent 3" w:uiPriority="50"/>
+    <w:lsdException w:name="Grid Table 6 Colorful Accent 3" w:uiPriority="51"/>
+    <w:lsdException w:name="Grid Table 7 Colorful Accent 3" w:uiPriority="52"/>
+    <w:lsdException w:name="Grid Table 1 Light Accent 4" w:uiPriority="46"/>
+    <w:lsdException w:name="Grid Table 2 Accent 4" w:uiPriority="47"/>
+    <w:lsdException w:name="Grid Table 3 Accent 4" w:uiPriority="48"/>
+    <w:lsdException w:name="Grid Table 4 Accent 4" w:uiPriority="49"/>
+    <w:lsdException w:name="Grid Table 5 Dark Accent 4" w:uiPriority="50"/>
+    <w:lsdException w:name="Grid Table 6 Colorful Accent 4" w:uiPriority="51"/>
+    <w:lsdException w:name="Grid Table 7 Colorful Accent 4" w:uiPriority="52"/>
+    <w:lsdException w:name="Grid Table 1 Light Accent 5" w:uiPriority="46"/>
+    <w:lsdException w:name="Grid Table 2 Accent 5" w:uiPriority="47"/>
+    <w:lsdException w:name="Grid Table 3 Accent 5" w:uiPriority="48"/>
+    <w:lsdException w:name="Grid Table 4 Accent 5" w:uiPriority="49"/>
+    <w:lsdException w:name="Grid Table 5 Dark Accent 5" w:uiPriority="50"/>
+    <w:lsdException w:name="Grid Table 6 Colorful Accent 5" w:uiPriority="51"/>
+    <w:lsdException w:name="Grid Table 7 Colorful Accent 5" w:uiPriority="52"/>
+    <w:lsdException w:name="Grid Table 1 Light Accent 6" w:uiPriority="46"/>
+    <w:lsdException w:name="Grid Table 2 Accent 6" w:uiPriority="47"/>
+    <w:lsdException w:name="Grid Table 3 Accent 6" w:uiPriority="48"/>
+    <w:lsdException w:name="Grid Table 4 Accent 6" w:uiPriority="49"/>
+    <w:lsdException w:name="Grid Table 5 Dark Accent 6" w:uiPriority="50"/>
+    <w:lsdException w:name="Grid Table 6 Colorful Accent 6" w:uiPriority="51"/>
+    <w:lsdException w:name="Grid Table 7 Colorful Accent 6" w:uiPriority="52"/>
+    <w:lsdException w:name="List Table 1 Light" w:uiPriority="46"/>
+    <w:lsdException w:name="List Table 2" w:uiPriority="47"/>
+    <w:lsdException w:name="List Table 3" w:uiPriority="48"/>
+    <w:lsdException w:name="List Table 4" w:uiPriority="49"/>
+    <w:lsdException w:name="List Table 5 Dark" w:uiPriority="50"/>
+    <w:lsdException w:name="List Table 6 Colorful" w:uiPriority="51"/>
+    <w:lsdException w:name="List Table 7 Colorful" w:uiPriority="52"/>
+    <w:lsdException w:name="List Table 1 Light Accent 1" w:uiPriority="46"/>
+    <w:lsdException w:name="List Table 2 Accent 1" w:uiPriority="47"/>
+    <w:lsdException w:name="List Table 3 Accent 1" w:uiPriority="48"/>
+    <w:lsdException w:name="List Table 4 Accent 1" w:uiPriority="49"/>
+    <w:lsdException w:name="List Table 5 Dark Accent 1" w:uiPriority="50"/>
+    <w:lsdException w:name="List Table 6 Colorful Accent 1" w:uiPriority="51"/>
+    <w:lsdException w:name="List Table 7 Colorful Accent 1" w:uiPriority="52"/>
+    <w:lsdException w:name="List Table 1 Light Accent 2" w:uiPriority="46"/>
+    <w:lsdException w:name="List Table 2 Accent 2" w:uiPriority="47"/>
+    <w:lsdException w:name="List Table 3 Accent 2" w:uiPriority="48"/>
+    <w:lsdException w:name="List Table 4 Accent 2" w:uiPriority="49"/>
+    <w:lsdException w:name="List Table 5 Dark Accent 2" w:uiPriority="50"/>
+    <w:lsdException w:name="List Table 6 Colorful Accent 2" w:uiPriority="51"/>
+    <w:lsdException w:name="List Table 7 Colorful Accent 2" w:uiPriority="52"/>
+    <w:lsdException w:name="List Table 1 Light Accent 3" w:uiPriority="46"/>
+    <w:lsdException w:name="List Table 2 Accent 3" w:uiPriority="47"/>
+    <w:lsdException w:name="List Table 3 Accent 3" w:uiPriority="48"/>
+    <w:lsdException w:name="List Table 4 Accent 3" w:uiPriority="49"/>
+    <w:lsdException w:name="List Table 5 Dark Accent 3" w:uiPriority="50"/>
+    <w:lsdException w:name="List Table 6 Colorful Accent 3" w:uiPriority="51"/>
+    <w:lsdException w:name="List Table 7 Colorful Accent 3" w:uiPriority="52"/>
+    <w:lsdException w:name="List Table 1 Light Accent 4" w:uiPriority="46"/>
+    <w:lsdException w:name="List Table 2 Accent 4" w:uiPriority="47"/>
+    <w:lsdException w:name="List Table 3 Accent 4" w:uiPriority="48"/>
+    <w:lsdException w:name="List Table 4 Accent 4" w:uiPriority="49"/>
+    <w:lsdException w:name="List Table 5 Dark Accent 4" w:uiPriority="50"/>
+    <w:lsdException w:name="List Table 6 Colorful Accent 4" w:uiPriority="51"/>
+    <w:lsdException w:name="List Table 7 Colorful Accent 4" w:uiPriority="52"/>
+    <w:lsdException w:name="List Table 1 Light Accent 5" w:uiPriority="46"/>
+    <w:lsdException w:name="List Table 2 Accent 5" w:uiPriority="47"/>
+    <w:lsdException w:name="List Table 3 Accent 5" w:uiPriority="48"/>
+    <w:lsdException w:name="List Table 4 Accent 5" w:uiPriority="49"/>
+    <w:lsdException w:name="List Table 5 Dark Accent 5" w:uiPriority="50"/>
+    <w:lsdException w:name="List Table 6 Colorful Accent 5" w:uiPriority="51"/>
+    <w:lsdException w:name="List Table 7 Colorful Accent 5" w:uiPriority="52"/>
+    <w:lsdException w:name="List Table 1 Light Accent 6" w:uiPriority="46"/>
+    <w:lsdException w:name="List Table 2 Accent 6" w:uiPriority="47"/>
+    <w:lsdException w:name="List Table 3 Accent 6" w:uiPriority="48"/>
+    <w:lsdException w:name="List Table 4 Accent 6" w:uiPriority="49"/>
+    <w:lsdException w:name="List Table 5 Dark Accent 6" w:uiPriority="50"/>
+    <w:lsdException w:name="List Table 6 Colorful Accent 6" w:uiPriority="51"/>
+    <w:lsdException w:name="List Table 7 Colorful Accent 6" w:uiPriority="52"/>
+    <w:lsdException w:name="Mention" w:semiHidden="1" w:unhideWhenUsed="1"/>
+    <w:lsdException w:name="Smart Hyperlink" w:semiHidden="1" w:unhideWhenUsed="1"/>
+    <w:lsdException w:name="Hashtag" w:semiHidden="1" w:unhideWhenUsed="1"/>
+    <w:lsdException w:name="Unresolved Mention" w:semiHidden="1" w:unhideWhenUsed="1"/>
+    <w:lsdException w:name="Smart Link" w:semiHidden="1" w:unhideWhenUsed="1"/>
+  </w:latentStyles>
+  <w:style w:type="paragraph" w:default="1" w:styleId="Normal">
+    <w:name w:val="Normal"/>
+    <w:qFormat/>
+    <w:rPr>
+      <w:rFonts w:ascii="Courier New" w:eastAsia="Courier New" w:hAnsi="Courier New" w:cs="Courier New"/>
+    </w:rPr>
+  </w:style>
+  <w:style w:type="paragraph" w:styleId="Heading1">
+    <w:name w:val="heading 1"/>
+    <w:basedOn w:val="Normal"/>
+    <w:uiPriority w:val="9"/>
+    <w:qFormat/>
+    <w:pPr>
+      <w:ind w:left="432"/>
+      <w:jc w:val="center"/>
+      <w:outlineLvl w:val="0"/>
+    </w:pPr>
+    <w:rPr>
+      <w:rFonts w:ascii="Arial" w:eastAsia="Arial" w:hAnsi="Arial" w:cs="Arial"/>
+      <w:b/>
+      <w:bCs/>
+      <w:sz w:val="44"/>
+      <w:szCs w:val="44"/>
+    </w:rPr>
+  </w:style>
+  <w:style w:type="paragraph" w:styleId="Heading2">
+    <w:name w:val="heading 2"/>
+    <w:basedOn w:val="Normal"/>
+    <w:uiPriority w:val="9"/>
+    <w:unhideWhenUsed/>
+    <w:qFormat/>
+    <w:pPr>
+      <w:spacing w:before="62"/>
+      <w:ind w:left="274"/>
+      <w:outlineLvl w:val="1"/>
+    </w:pPr>
+    <w:rPr>
+      <w:rFonts w:ascii="Arial" w:eastAsia="Arial" w:hAnsi="Arial" w:cs="Arial"/>
+      <w:b/>
+      <w:bCs/>
+      <w:sz w:val="36"/>
+      <w:szCs w:val="36"/>
+    </w:rPr>
+  </w:style>
+  <w:style w:type="paragraph" w:styleId="Heading3">
+    <w:name w:val="heading 3"/>
+    <w:basedOn w:val="Normal"/>
+    <w:uiPriority w:val="9"/>
+    <w:unhideWhenUsed/>
+    <w:qFormat/>
+    <w:pPr>
+      <w:spacing w:before="221"/>
+      <w:ind w:left="274"/>
+      <w:outlineLvl w:val="2"/>
+    </w:pPr>
+    <w:rPr>
+      <w:rFonts w:ascii="Arial" w:eastAsia="Arial" w:hAnsi="Arial" w:cs="Arial"/>
+      <w:b/>
+      <w:bCs/>
+      <w:sz w:val="28"/>
+      <w:szCs w:val="28"/>
+    </w:rPr>
+  </w:style>
+  <w:style w:type="character" w:default="1" w:styleId="DefaultParagraphFont">
     <w:name w:val="Default Paragraph Font"/>
     <w:uiPriority w:val="1"/>
     <w:semiHidden/>
     <w:unhideWhenUsed/>
   </w:style>
-  <w:style w:styleId="TableNormal" w:default="1" w:type="table">
-    <w:name w:val="Table Normal"/>
-    <w:uiPriority w:val="2"/>
+  <w:style w:type="table" w:default="1" w:styleId="TableNormal">
+    <w:name w:val="Normal Table"/>
+    <w:uiPriority w:val="99"/>
     <w:semiHidden/>
     <w:unhideWhenUsed/>
-    <w:qFormat/>
     <w:tblPr>
       <w:tblInd w:w="0" w:type="dxa"/>
       <w:tblCellMar>
         <w:top w:w="0" w:type="dxa"/>
-        <w:left w:w="0" w:type="dxa"/>
+        <w:left w:w="108" w:type="dxa"/>
         <w:bottom w:w="0" w:type="dxa"/>
-        <w:right w:w="0" w:type="dxa"/>
+        <w:right w:w="108" w:type="dxa"/>
       </w:tblCellMar>
     </w:tblPr>
   </w:style>
-  <w:style w:styleId="NoList" w:default="1" w:type="numbering">
+  <w:style w:type="numbering" w:default="1" w:styleId="NoList">
     <w:name w:val="No List"/>
     <w:uiPriority w:val="99"/>
     <w:semiHidden/>
     <w:unhideWhenUsed/>
   </w:style>
-  <w:style w:default="1" w:styleId="Normal" w:type="paragraph">
-    <w:name w:val="Normal"/>
-    <w:uiPriority w:val="1"/>
-    <w:qFormat/>
-    <w:pPr/>
-    <w:rPr>
-      <w:rFonts w:ascii="Courier New" w:hAnsi="Courier New" w:eastAsia="Courier New" w:cs="Courier New"/>
-      <w:lang w:val="en-US" w:eastAsia="en-US" w:bidi="ar-SA"/>
-    </w:rPr>
-  </w:style>
-  <w:style w:styleId="BodyText" w:type="paragraph">
+  <w:style w:type="paragraph" w:styleId="BodyText">
     <w:name w:val="Body Text"/>
     <w:basedOn w:val="Normal"/>
     <w:uiPriority w:val="1"/>
@@ -2368,88 +2769,21 @@
       <w:spacing w:before="2"/>
     </w:pPr>
     <w:rPr>
-      <w:rFonts w:ascii="Courier New" w:hAnsi="Courier New" w:eastAsia="Courier New" w:cs="Courier New"/>
       <w:sz w:val="19"/>
       <w:szCs w:val="19"/>
-      <w:lang w:val="en-US" w:eastAsia="en-US" w:bidi="ar-SA"/>
     </w:rPr>
   </w:style>
-  <w:style w:styleId="Heading1" w:type="paragraph">
-    <w:name w:val="Heading 1"/>
-    <w:basedOn w:val="Normal"/>
-    <w:uiPriority w:val="1"/>
-    <w:qFormat/>
-    <w:pPr>
-      <w:ind w:left="432"/>
-      <w:jc w:val="center"/>
-      <w:outlineLvl w:val="1"/>
-    </w:pPr>
-    <w:rPr>
-      <w:rFonts w:ascii="Arial" w:hAnsi="Arial" w:eastAsia="Arial" w:cs="Arial"/>
-      <w:b/>
-      <w:bCs/>
-      <w:sz w:val="44"/>
-      <w:szCs w:val="44"/>
-      <w:lang w:val="en-US" w:eastAsia="en-US" w:bidi="ar-SA"/>
-    </w:rPr>
-  </w:style>
-  <w:style w:styleId="Heading2" w:type="paragraph">
-    <w:name w:val="Heading 2"/>
-    <w:basedOn w:val="Normal"/>
-    <w:uiPriority w:val="1"/>
-    <w:qFormat/>
-    <w:pPr>
-      <w:spacing w:before="62"/>
-      <w:ind w:left="274"/>
-      <w:outlineLvl w:val="2"/>
-    </w:pPr>
-    <w:rPr>
-      <w:rFonts w:ascii="Arial" w:hAnsi="Arial" w:eastAsia="Arial" w:cs="Arial"/>
-      <w:b/>
-      <w:bCs/>
-      <w:sz w:val="36"/>
-      <w:szCs w:val="36"/>
-      <w:lang w:val="en-US" w:eastAsia="en-US" w:bidi="ar-SA"/>
-    </w:rPr>
-  </w:style>
-  <w:style w:styleId="Heading3" w:type="paragraph">
-    <w:name w:val="Heading 3"/>
-    <w:basedOn w:val="Normal"/>
-    <w:uiPriority w:val="1"/>
-    <w:qFormat/>
-    <w:pPr>
-      <w:spacing w:before="221"/>
-      <w:ind w:left="274"/>
-      <w:outlineLvl w:val="3"/>
-    </w:pPr>
-    <w:rPr>
-      <w:rFonts w:ascii="Arial" w:hAnsi="Arial" w:eastAsia="Arial" w:cs="Arial"/>
-      <w:b/>
-      <w:bCs/>
-      <w:sz w:val="28"/>
-      <w:szCs w:val="28"/>
-      <w:lang w:val="en-US" w:eastAsia="en-US" w:bidi="ar-SA"/>
-    </w:rPr>
-  </w:style>
-  <w:style w:styleId="ListParagraph" w:type="paragraph">
+  <w:style w:type="paragraph" w:styleId="ListParagraph">
     <w:name w:val="List Paragraph"/>
     <w:basedOn w:val="Normal"/>
     <w:uiPriority w:val="1"/>
     <w:qFormat/>
-    <w:pPr/>
-    <w:rPr>
-      <w:lang w:val="en-US" w:eastAsia="en-US" w:bidi="ar-SA"/>
-    </w:rPr>
   </w:style>
-  <w:style w:styleId="TableParagraph" w:type="paragraph">
+  <w:style w:type="paragraph" w:customStyle="1" w:styleId="TableParagraph">
     <w:name w:val="Table Paragraph"/>
     <w:basedOn w:val="Normal"/>
     <w:uiPriority w:val="1"/>
     <w:qFormat/>
-    <w:pPr/>
-    <w:rPr>
-      <w:lang w:val="en-US" w:eastAsia="en-US" w:bidi="ar-SA"/>
-    </w:rPr>
   </w:style>
 </w:styles>
 </file>
